--- a/Doc/client/HT_MK1_user_manual.docx
+++ b/Doc/client/HT_MK1_user_manual.docx
@@ -1,6 +1,6 @@
 
 <file path=word/document.xml><?xml version="1.0" encoding="utf-8"?>
-<w:document xmlns:wpc="http://schemas.microsoft.com/office/word/2010/wordprocessingCanvas" xmlns:cx="http://schemas.microsoft.com/office/drawing/2014/chartex" xmlns:cx1="http://schemas.microsoft.com/office/drawing/2015/9/8/chartex" xmlns:cx2="http://schemas.microsoft.com/office/drawing/2015/10/21/chartex" xmlns:cx3="http://schemas.microsoft.com/office/drawing/2016/5/9/chartex" xmlns:cx4="http://schemas.microsoft.com/office/drawing/2016/5/10/chartex" xmlns:cx5="http://schemas.microsoft.com/office/drawing/2016/5/11/chartex" xmlns:cx6="http://schemas.microsoft.com/office/drawing/2016/5/12/chartex" xmlns:cx7="http://schemas.microsoft.com/office/drawing/2016/5/13/chartex" xmlns:cx8="http://schemas.microsoft.com/office/drawing/2016/5/14/chartex" xmlns:mc="http://schemas.openxmlformats.org/markup-compatibility/2006" xmlns:aink="http://schemas.microsoft.com/office/drawing/2016/ink" xmlns:am3d="http://schemas.microsoft.com/office/drawing/2017/model3d" xmlns:o="urn:schemas-microsoft-com:office:office" xmlns:oel="http://schemas.microsoft.com/office/2019/extlst" xmlns:r="http://schemas.openxmlformats.org/officeDocument/2006/relationships" xmlns:m="http://schemas.openxmlformats.org/officeDocument/2006/math" xmlns:v="urn:schemas-microsoft-com:vml" xmlns:wp14="http://schemas.microsoft.com/office/word/2010/wordprocessingDrawing" xmlns:wp="http://schemas.openxmlformats.org/drawingml/2006/wordprocessingDrawing" xmlns:w10="urn:schemas-microsoft-com:office:word" xmlns:w="http://schemas.openxmlformats.org/wordprocessingml/2006/main" xmlns:w14="http://schemas.microsoft.com/office/word/2010/wordml" xmlns:w15="http://schemas.microsoft.com/office/word/2012/wordml" xmlns:w16cei="http://schemas.microsoft.com/office/word/2026/wordml/cei" xmlns:w16cex="http://schemas.microsoft.com/office/word/2018/wordml/cex" xmlns:w16cid="http://schemas.microsoft.com/office/word/2016/wordml/cid" xmlns:w16="http://schemas.microsoft.com/office/word/2018/wordml" xmlns:w16du="http://schemas.microsoft.com/office/word/2023/wordml/word16du" xmlns:w16sdtdh="http://schemas.microsoft.com/office/word/2020/wordml/sdtdatahash" xmlns:w16sdtfl="http://schemas.microsoft.com/office/word/2024/wordml/sdtformatlock" xmlns:w16se="http://schemas.microsoft.com/office/word/2015/wordml/symex" xmlns:wpg="http://schemas.microsoft.com/office/word/2010/wordprocessingGroup" xmlns:wpi="http://schemas.microsoft.com/office/word/2010/wordprocessingInk" xmlns:wne="http://schemas.microsoft.com/office/word/2006/wordml" xmlns:wps="http://schemas.microsoft.com/office/word/2010/wordprocessingShape" mc:Ignorable="w14 w15 w16se w16cid w16 w16cex w16sdtdh w16sdtfl w16du wp14">
+<w:document xmlns:wpc="http://schemas.microsoft.com/office/word/2010/wordprocessingCanvas" xmlns:cx="http://schemas.microsoft.com/office/drawing/2014/chartex" xmlns:cx1="http://schemas.microsoft.com/office/drawing/2015/9/8/chartex" xmlns:cx2="http://schemas.microsoft.com/office/drawing/2015/10/21/chartex" xmlns:cx3="http://schemas.microsoft.com/office/drawing/2016/5/9/chartex" xmlns:cx4="http://schemas.microsoft.com/office/drawing/2016/5/10/chartex" xmlns:cx5="http://schemas.microsoft.com/office/drawing/2016/5/11/chartex" xmlns:cx6="http://schemas.microsoft.com/office/drawing/2016/5/12/chartex" xmlns:cx7="http://schemas.microsoft.com/office/drawing/2016/5/13/chartex" xmlns:cx8="http://schemas.microsoft.com/office/drawing/2016/5/14/chartex" xmlns:mc="http://schemas.openxmlformats.org/markup-compatibility/2006" xmlns:aink="http://schemas.microsoft.com/office/drawing/2016/ink" xmlns:am3d="http://schemas.microsoft.com/office/drawing/2017/model3d" xmlns:o="urn:schemas-microsoft-com:office:office" xmlns:oel="http://schemas.microsoft.com/office/2019/extlst" xmlns:r="http://schemas.openxmlformats.org/officeDocument/2006/relationships" xmlns:m="http://schemas.openxmlformats.org/officeDocument/2006/math" xmlns:v="urn:schemas-microsoft-com:vml" xmlns:wp14="http://schemas.microsoft.com/office/word/2010/wordprocessingDrawing" xmlns:wp="http://schemas.openxmlformats.org/drawingml/2006/wordprocessingDrawing" xmlns:w10="urn:schemas-microsoft-com:office:word" xmlns:w="http://schemas.openxmlformats.org/wordprocessingml/2006/main" xmlns:w14="http://schemas.microsoft.com/office/word/2010/wordml" xmlns:w15="http://schemas.microsoft.com/office/word/2012/wordml" xmlns:w16cex="http://schemas.microsoft.com/office/word/2018/wordml/cex" xmlns:w16cid="http://schemas.microsoft.com/office/word/2016/wordml/cid" xmlns:w16="http://schemas.microsoft.com/office/word/2018/wordml" xmlns:w16du="http://schemas.microsoft.com/office/word/2023/wordml/word16du" xmlns:w16sdtdh="http://schemas.microsoft.com/office/word/2020/wordml/sdtdatahash" xmlns:w16sdtfl="http://schemas.microsoft.com/office/word/2024/wordml/sdtformatlock" xmlns:w16se="http://schemas.microsoft.com/office/word/2015/wordml/symex" xmlns:wpg="http://schemas.microsoft.com/office/word/2010/wordprocessingGroup" xmlns:wpi="http://schemas.microsoft.com/office/word/2010/wordprocessingInk" xmlns:wne="http://schemas.microsoft.com/office/word/2006/wordml" xmlns:wps="http://schemas.microsoft.com/office/word/2010/wordprocessingShape" mc:Ignorable="w14 w15 w16se w16cid w16 w16cex w16sdtdh w16sdtfl w16du wp14">
   <w:body>
     <w:p>
       <w:pPr>
@@ -11,10 +11,10 @@
           <w:noProof/>
         </w:rPr>
         <w:drawing>
-          <wp:inline distT="0" distB="0" distL="0" distR="0" wp14:anchorId="5016EA95" wp14:editId="1A32343E">
+          <wp:inline distT="0" distB="0" distL="0" distR="0" wp14:anchorId="020C8977" wp14:editId="360259FF">
             <wp:extent cx="1280160" cy="1280160"/>
             <wp:effectExtent l="0" t="0" r="0" b="0"/>
-            <wp:docPr id="1" name="Picture 1"/>
+            <wp:docPr id="10" name="Picture 10"/>
             <wp:cNvGraphicFramePr>
               <a:graphicFrameLocks xmlns:a="http://schemas.openxmlformats.org/drawingml/2006/main" noChangeAspect="1"/>
             </wp:cNvGraphicFramePr>
@@ -22,7 +22,7 @@
               <a:graphicData uri="http://schemas.openxmlformats.org/drawingml/2006/picture">
                 <pic:pic xmlns:pic="http://schemas.openxmlformats.org/drawingml/2006/picture">
                   <pic:nvPicPr>
-                    <pic:cNvPr id="0" name="company_logo.jpeg"/>
+                    <pic:cNvPr id="0" name="image.jpg"/>
                     <pic:cNvPicPr/>
                   </pic:nvPicPr>
                   <pic:blipFill>
@@ -47,9 +47,6 @@
         </w:drawing>
       </w:r>
     </w:p>
-    <w:p/>
-    <w:p/>
-    <w:p/>
     <w:p>
       <w:pPr>
         <w:jc w:val="center"/>
@@ -57,7 +54,8 @@
       <w:r>
         <w:rPr>
           <w:b/>
-          <w:sz w:val="52"/>
+          <w:color w:val="1F4E79"/>
+          <w:sz w:val="64"/>
         </w:rPr>
         <w:t>HT_MK1 Harness Tester</w:t>
       </w:r>
@@ -68,231 +66,86 @@
       </w:pPr>
       <w:r>
         <w:rPr>
-          <w:sz w:val="36"/>
+          <w:b/>
+          <w:sz w:val="48"/>
         </w:rPr>
         <w:t>User Manual</w:t>
       </w:r>
     </w:p>
-    <w:p/>
-    <w:p/>
-    <w:tbl>
-      <w:tblPr>
-        <w:tblW w:w="0" w:type="auto"/>
+    <w:p>
+      <w:pPr>
         <w:jc w:val="center"/>
-        <w:tblLook w:val="04A0" w:firstRow="1" w:lastRow="0" w:firstColumn="1" w:lastColumn="0" w:noHBand="0" w:noVBand="1"/>
-      </w:tblPr>
-      <w:tblGrid>
-        <w:gridCol w:w="4873"/>
-        <w:gridCol w:w="4873"/>
-      </w:tblGrid>
-      <w:tr>
-        <w:trPr>
-          <w:jc w:val="center"/>
-        </w:trPr>
-        <w:tc>
-          <w:tcPr>
-            <w:tcW w:w="4873" w:type="dxa"/>
-          </w:tcPr>
-          <w:p>
-            <w:r>
-              <w:rPr>
-                <w:b/>
-              </w:rPr>
-              <w:t>Document ID:</w:t>
-            </w:r>
-          </w:p>
-        </w:tc>
-        <w:tc>
-          <w:tcPr>
-            <w:tcW w:w="4873" w:type="dxa"/>
-          </w:tcPr>
-          <w:p>
-            <w:r>
-              <w:t>HT_MK1_UM</w:t>
-            </w:r>
-          </w:p>
-        </w:tc>
-      </w:tr>
-      <w:tr>
-        <w:trPr>
-          <w:jc w:val="center"/>
-        </w:trPr>
-        <w:tc>
-          <w:tcPr>
-            <w:tcW w:w="4873" w:type="dxa"/>
-          </w:tcPr>
-          <w:p>
-            <w:r>
-              <w:rPr>
-                <w:b/>
-              </w:rPr>
-              <w:t>Document Version:</w:t>
-            </w:r>
-          </w:p>
-        </w:tc>
-        <w:tc>
-          <w:tcPr>
-            <w:tcW w:w="4873" w:type="dxa"/>
-          </w:tcPr>
-          <w:p>
-            <w:r>
-              <w:t>1.0</w:t>
-            </w:r>
-          </w:p>
-        </w:tc>
-      </w:tr>
-      <w:tr>
-        <w:trPr>
-          <w:jc w:val="center"/>
-        </w:trPr>
-        <w:tc>
-          <w:tcPr>
-            <w:tcW w:w="4873" w:type="dxa"/>
-          </w:tcPr>
-          <w:p>
-            <w:r>
-              <w:rPr>
-                <w:b/>
-              </w:rPr>
-              <w:t>Date:</w:t>
-            </w:r>
-          </w:p>
-        </w:tc>
-        <w:tc>
-          <w:tcPr>
-            <w:tcW w:w="4873" w:type="dxa"/>
-          </w:tcPr>
-          <w:p>
-            <w:r>
-              <w:t>26 August 2026</w:t>
-            </w:r>
-          </w:p>
-        </w:tc>
-      </w:tr>
-      <w:tr>
-        <w:trPr>
-          <w:jc w:val="center"/>
-        </w:trPr>
-        <w:tc>
-          <w:tcPr>
-            <w:tcW w:w="4873" w:type="dxa"/>
-          </w:tcPr>
-          <w:p>
-            <w:r>
-              <w:rPr>
-                <w:b/>
-              </w:rPr>
-              <w:t>System:</w:t>
-            </w:r>
-          </w:p>
-        </w:tc>
-        <w:tc>
-          <w:tcPr>
-            <w:tcW w:w="4873" w:type="dxa"/>
-          </w:tcPr>
-          <w:p>
-            <w:r>
-              <w:t>Control Card + Matrix Card + HV Card + Operator GUI</w:t>
-            </w:r>
-          </w:p>
-        </w:tc>
-      </w:tr>
-      <w:tr>
-        <w:trPr>
-          <w:jc w:val="center"/>
-        </w:trPr>
-        <w:tc>
-          <w:tcPr>
-            <w:tcW w:w="4873" w:type="dxa"/>
-          </w:tcPr>
-          <w:p>
-            <w:r>
-              <w:rPr>
-                <w:b/>
-              </w:rPr>
-              <w:t>Prepared by:</w:t>
-            </w:r>
-          </w:p>
-        </w:tc>
-        <w:tc>
-          <w:tcPr>
-            <w:tcW w:w="4873" w:type="dxa"/>
-          </w:tcPr>
-          <w:p>
-            <w:r>
-              <w:t>Azista BST Aerospace Private Limited</w:t>
-            </w:r>
-          </w:p>
-        </w:tc>
-      </w:tr>
-      <w:tr>
-        <w:trPr>
-          <w:jc w:val="center"/>
-        </w:trPr>
-        <w:tc>
-          <w:tcPr>
-            <w:tcW w:w="4873" w:type="dxa"/>
-          </w:tcPr>
-          <w:p>
-            <w:r>
-              <w:rPr>
-                <w:b/>
-              </w:rPr>
-              <w:t>Prepared for:</w:t>
-            </w:r>
-          </w:p>
-        </w:tc>
-        <w:tc>
-          <w:tcPr>
-            <w:tcW w:w="4873" w:type="dxa"/>
-          </w:tcPr>
-          <w:p>
-            <w:r>
-              <w:t>Infinity Integration Pvt. Ltd.</w:t>
-            </w:r>
-          </w:p>
-        </w:tc>
-      </w:tr>
-      <w:tr>
-        <w:trPr>
-          <w:jc w:val="center"/>
-        </w:trPr>
-        <w:tc>
-          <w:tcPr>
-            <w:tcW w:w="4873" w:type="dxa"/>
-          </w:tcPr>
-          <w:p>
-            <w:r>
-              <w:rPr>
-                <w:b/>
-              </w:rPr>
-              <w:t>Classification:</w:t>
-            </w:r>
-          </w:p>
-        </w:tc>
-        <w:tc>
-          <w:tcPr>
-            <w:tcW w:w="4873" w:type="dxa"/>
-          </w:tcPr>
-          <w:p>
-            <w:r>
-              <w:t>Confidential</w:t>
-            </w:r>
-          </w:p>
-        </w:tc>
-      </w:tr>
-    </w:tbl>
+      </w:pPr>
+    </w:p>
     <w:p>
+      <w:pPr>
+        <w:jc w:val="center"/>
+      </w:pPr>
       <w:r>
-        <w:br w:type="page"/>
+        <w:rPr>
+          <w:sz w:val="28"/>
+        </w:rPr>
+        <w:t>Document ID: HT_MK1_UM</w:t>
       </w:r>
     </w:p>
     <w:p>
       <w:pPr>
+        <w:jc w:val="center"/>
+      </w:pPr>
+      <w:r>
+        <w:rPr>
+          <w:sz w:val="28"/>
+        </w:rPr>
+        <w:t>Revision: 1.0</w:t>
+      </w:r>
+    </w:p>
+    <w:p>
+      <w:pPr>
+        <w:jc w:val="center"/>
+      </w:pPr>
+      <w:r>
+        <w:rPr>
+          <w:sz w:val="28"/>
+        </w:rPr>
+        <w:br/>
+        <w:t>Date: 26-Aug-2026</w:t>
+      </w:r>
+    </w:p>
+    <w:p>
+      <w:pPr>
+        <w:jc w:val="center"/>
+      </w:pPr>
+    </w:p>
+    <w:p>
+      <w:pPr>
+        <w:jc w:val="center"/>
+      </w:pPr>
+      <w:r>
+        <w:br/>
+      </w:r>
+      <w:r>
+        <w:br/>
+      </w:r>
+      <w:r>
+        <w:rPr>
+          <w:b/>
+          <w:sz w:val="48"/>
+        </w:rPr>
+        <w:t>Infinity Integration Pvt. Ltd.</w:t>
+      </w:r>
+    </w:p>
+    <w:p>
+      <w:pPr>
         <w:pStyle w:val="Heading1"/>
-      </w:pPr>
-      <w:bookmarkStart w:id="0" w:name="_Toc238739842"/>
+        <w:pageBreakBefore/>
+        <w:numPr>
+          <w:ilvl w:val="0"/>
+          <w:numId w:val="0"/>
+        </w:numPr>
+      </w:pPr>
+      <w:bookmarkStart w:id="0" w:name="_Toc240070410"/>
       <w:r>
+        <w:lastRenderedPageBreak/>
         <w:t>Revision History</w:t>
       </w:r>
       <w:bookmarkEnd w:id="0"/>
@@ -301,78 +154,64 @@
       <w:tblPr>
         <w:tblStyle w:val="LightGrid-Accent1"/>
         <w:tblW w:w="0" w:type="auto"/>
-        <w:jc w:val="center"/>
         <w:tblLook w:val="04A0" w:firstRow="1" w:lastRow="0" w:firstColumn="1" w:lastColumn="0" w:noHBand="0" w:noVBand="1"/>
       </w:tblPr>
       <w:tblGrid>
-        <w:gridCol w:w="2436"/>
-        <w:gridCol w:w="2436"/>
-        <w:gridCol w:w="2436"/>
-        <w:gridCol w:w="2436"/>
+        <w:gridCol w:w="2520"/>
+        <w:gridCol w:w="2520"/>
+        <w:gridCol w:w="2520"/>
+        <w:gridCol w:w="2520"/>
       </w:tblGrid>
       <w:tr>
         <w:trPr>
           <w:cnfStyle w:val="100000000000" w:firstRow="1" w:lastRow="0" w:firstColumn="0" w:lastColumn="0" w:oddVBand="0" w:evenVBand="0" w:oddHBand="0" w:evenHBand="0" w:firstRowFirstColumn="0" w:firstRowLastColumn="0" w:lastRowFirstColumn="0" w:lastRowLastColumn="0"/>
-          <w:jc w:val="center"/>
         </w:trPr>
         <w:tc>
           <w:tcPr>
             <w:cnfStyle w:val="001000000000" w:firstRow="0" w:lastRow="0" w:firstColumn="1" w:lastColumn="0" w:oddVBand="0" w:evenVBand="0" w:oddHBand="0" w:evenHBand="0" w:firstRowFirstColumn="0" w:firstRowLastColumn="0" w:lastRowFirstColumn="0" w:lastRowLastColumn="0"/>
-            <w:tcW w:w="2436" w:type="dxa"/>
+            <w:tcW w:w="2520" w:type="dxa"/>
           </w:tcPr>
           <w:p>
             <w:r>
-              <w:rPr>
-                <w:sz w:val="20"/>
-              </w:rPr>
               <w:t>Version</w:t>
             </w:r>
           </w:p>
         </w:tc>
         <w:tc>
           <w:tcPr>
-            <w:tcW w:w="2436" w:type="dxa"/>
+            <w:tcW w:w="2520" w:type="dxa"/>
           </w:tcPr>
           <w:p>
             <w:pPr>
               <w:cnfStyle w:val="100000000000" w:firstRow="1" w:lastRow="0" w:firstColumn="0" w:lastColumn="0" w:oddVBand="0" w:evenVBand="0" w:oddHBand="0" w:evenHBand="0" w:firstRowFirstColumn="0" w:firstRowLastColumn="0" w:lastRowFirstColumn="0" w:lastRowLastColumn="0"/>
             </w:pPr>
             <w:r>
-              <w:rPr>
-                <w:sz w:val="20"/>
-              </w:rPr>
               <w:t>Date</w:t>
             </w:r>
           </w:p>
         </w:tc>
         <w:tc>
           <w:tcPr>
-            <w:tcW w:w="2436" w:type="dxa"/>
+            <w:tcW w:w="2520" w:type="dxa"/>
           </w:tcPr>
           <w:p>
             <w:pPr>
               <w:cnfStyle w:val="100000000000" w:firstRow="1" w:lastRow="0" w:firstColumn="0" w:lastColumn="0" w:oddVBand="0" w:evenVBand="0" w:oddHBand="0" w:evenHBand="0" w:firstRowFirstColumn="0" w:firstRowLastColumn="0" w:lastRowFirstColumn="0" w:lastRowLastColumn="0"/>
             </w:pPr>
             <w:r>
-              <w:rPr>
-                <w:sz w:val="20"/>
-              </w:rPr>
               <w:t>Description</w:t>
             </w:r>
           </w:p>
         </w:tc>
         <w:tc>
           <w:tcPr>
-            <w:tcW w:w="2436" w:type="dxa"/>
+            <w:tcW w:w="2520" w:type="dxa"/>
           </w:tcPr>
           <w:p>
             <w:pPr>
               <w:cnfStyle w:val="100000000000" w:firstRow="1" w:lastRow="0" w:firstColumn="0" w:lastColumn="0" w:oddVBand="0" w:evenVBand="0" w:oddHBand="0" w:evenHBand="0" w:firstRowFirstColumn="0" w:firstRowLastColumn="0" w:lastRowFirstColumn="0" w:lastRowLastColumn="0"/>
             </w:pPr>
             <w:r>
-              <w:rPr>
-                <w:sz w:val="20"/>
-              </w:rPr>
               <w:t>Author</w:t>
             </w:r>
           </w:p>
@@ -381,66 +220,53 @@
       <w:tr>
         <w:trPr>
           <w:cnfStyle w:val="000000100000" w:firstRow="0" w:lastRow="0" w:firstColumn="0" w:lastColumn="0" w:oddVBand="0" w:evenVBand="0" w:oddHBand="1" w:evenHBand="0" w:firstRowFirstColumn="0" w:firstRowLastColumn="0" w:lastRowFirstColumn="0" w:lastRowLastColumn="0"/>
-          <w:jc w:val="center"/>
         </w:trPr>
         <w:tc>
           <w:tcPr>
             <w:cnfStyle w:val="001000000000" w:firstRow="0" w:lastRow="0" w:firstColumn="1" w:lastColumn="0" w:oddVBand="0" w:evenVBand="0" w:oddHBand="0" w:evenHBand="0" w:firstRowFirstColumn="0" w:firstRowLastColumn="0" w:lastRowFirstColumn="0" w:lastRowLastColumn="0"/>
-            <w:tcW w:w="2436" w:type="dxa"/>
+            <w:tcW w:w="2520" w:type="dxa"/>
           </w:tcPr>
           <w:p>
             <w:r>
-              <w:rPr>
-                <w:sz w:val="19"/>
-              </w:rPr>
               <w:t>1.0</w:t>
             </w:r>
           </w:p>
         </w:tc>
         <w:tc>
           <w:tcPr>
-            <w:tcW w:w="2436" w:type="dxa"/>
+            <w:tcW w:w="2520" w:type="dxa"/>
           </w:tcPr>
           <w:p>
             <w:pPr>
               <w:cnfStyle w:val="000000100000" w:firstRow="0" w:lastRow="0" w:firstColumn="0" w:lastColumn="0" w:oddVBand="0" w:evenVBand="0" w:oddHBand="1" w:evenHBand="0" w:firstRowFirstColumn="0" w:firstRowLastColumn="0" w:lastRowFirstColumn="0" w:lastRowLastColumn="0"/>
             </w:pPr>
             <w:r>
-              <w:rPr>
-                <w:sz w:val="19"/>
-              </w:rPr>
               <w:t>26 August 2026</w:t>
             </w:r>
           </w:p>
         </w:tc>
         <w:tc>
           <w:tcPr>
-            <w:tcW w:w="2436" w:type="dxa"/>
+            <w:tcW w:w="2520" w:type="dxa"/>
           </w:tcPr>
           <w:p>
             <w:pPr>
               <w:cnfStyle w:val="000000100000" w:firstRow="0" w:lastRow="0" w:firstColumn="0" w:lastColumn="0" w:oddVBand="0" w:evenVBand="0" w:oddHBand="1" w:evenHBand="0" w:firstRowFirstColumn="0" w:firstRowLastColumn="0" w:lastRowFirstColumn="0" w:lastRowLastColumn="0"/>
             </w:pPr>
             <w:r>
-              <w:rPr>
-                <w:sz w:val="19"/>
-              </w:rPr>
               <w:t>Initial release</w:t>
             </w:r>
           </w:p>
         </w:tc>
         <w:tc>
           <w:tcPr>
-            <w:tcW w:w="2436" w:type="dxa"/>
+            <w:tcW w:w="2520" w:type="dxa"/>
           </w:tcPr>
           <w:p>
             <w:pPr>
               <w:cnfStyle w:val="000000100000" w:firstRow="0" w:lastRow="0" w:firstColumn="0" w:lastColumn="0" w:oddVBand="0" w:evenVBand="0" w:oddHBand="1" w:evenHBand="0" w:firstRowFirstColumn="0" w:firstRowLastColumn="0" w:lastRowFirstColumn="0" w:lastRowLastColumn="0"/>
             </w:pPr>
             <w:r>
-              <w:rPr>
-                <w:sz w:val="19"/>
-              </w:rPr>
               <w:t>[Author]</w:t>
             </w:r>
           </w:p>
@@ -450,34 +276,44 @@
     <w:p/>
     <w:p>
       <w:pPr>
-        <w:pStyle w:val="Heading1"/>
-      </w:pPr>
-      <w:bookmarkStart w:id="1" w:name="_Toc238739843"/>
+        <w:pStyle w:val="TOCHeading"/>
+        <w:pageBreakBefore/>
+        <w:numPr>
+          <w:ilvl w:val="0"/>
+          <w:numId w:val="0"/>
+        </w:numPr>
+      </w:pPr>
       <w:r>
+        <w:lastRenderedPageBreak/>
         <w:t>Table of Contents</w:t>
       </w:r>
-      <w:bookmarkEnd w:id="1"/>
     </w:p>
     <w:p>
       <w:pPr>
         <w:pStyle w:val="TOC1"/>
         <w:tabs>
-          <w:tab w:val="right" w:leader="dot" w:pos="9736"/>
+          <w:tab w:val="right" w:leader="dot" w:pos="10070"/>
         </w:tabs>
         <w:rPr>
+          <w:rFonts w:asciiTheme="minorHAnsi" w:hAnsiTheme="minorHAnsi"/>
           <w:noProof/>
+          <w:kern w:val="2"/>
+          <w:sz w:val="24"/>
+          <w:szCs w:val="24"/>
+          <w:lang w:val="en-IN" w:eastAsia="en-IN"/>
+          <w14:ligatures w14:val="standardContextual"/>
         </w:rPr>
       </w:pPr>
       <w:r>
         <w:fldChar w:fldCharType="begin"/>
       </w:r>
       <w:r>
-        <w:instrText>TOC \o "1-3" \h \z \u</w:instrText>
+        <w:instrText xml:space="preserve"> TOC \o "1-3" \h \z \u </w:instrText>
       </w:r>
       <w:r>
         <w:fldChar w:fldCharType="separate"/>
       </w:r>
-      <w:hyperlink w:anchor="_Toc238739842" w:history="1">
+      <w:hyperlink w:anchor="_Toc240070410" w:history="1">
         <w:r>
           <w:rPr>
             <w:rStyle w:val="Hyperlink"/>
@@ -504,7 +340,7 @@
             <w:noProof/>
             <w:webHidden/>
           </w:rPr>
-          <w:instrText xml:space="preserve"> PAGEREF _Toc238739842 \h </w:instrText>
+          <w:instrText xml:space="preserve"> PAGEREF _Toc240070410 \h </w:instrText>
         </w:r>
         <w:r>
           <w:rPr>
@@ -539,19 +375,25 @@
       <w:pPr>
         <w:pStyle w:val="TOC1"/>
         <w:tabs>
-          <w:tab w:val="right" w:leader="dot" w:pos="9736"/>
+          <w:tab w:val="right" w:leader="dot" w:pos="10070"/>
         </w:tabs>
         <w:rPr>
+          <w:rFonts w:asciiTheme="minorHAnsi" w:hAnsiTheme="minorHAnsi"/>
           <w:noProof/>
+          <w:kern w:val="2"/>
+          <w:sz w:val="24"/>
+          <w:szCs w:val="24"/>
+          <w:lang w:val="en-IN" w:eastAsia="en-IN"/>
+          <w14:ligatures w14:val="standardContextual"/>
         </w:rPr>
       </w:pPr>
-      <w:hyperlink w:anchor="_Toc238739843" w:history="1">
+      <w:hyperlink w:anchor="_Toc240070411" w:history="1">
         <w:r>
           <w:rPr>
             <w:rStyle w:val="Hyperlink"/>
             <w:noProof/>
           </w:rPr>
-          <w:t>Table of Contents</w:t>
+          <w:t>1 Introduction</w:t>
         </w:r>
         <w:r>
           <w:rPr>
@@ -572,7 +414,7 @@
             <w:noProof/>
             <w:webHidden/>
           </w:rPr>
-          <w:instrText xml:space="preserve"> PAGEREF _Toc238739843 \h </w:instrText>
+          <w:instrText xml:space="preserve"> PAGEREF _Toc240070411 \h </w:instrText>
         </w:r>
         <w:r>
           <w:rPr>
@@ -592,7 +434,7 @@
             <w:noProof/>
             <w:webHidden/>
           </w:rPr>
-          <w:t>2</w:t>
+          <w:t>4</w:t>
         </w:r>
         <w:r>
           <w:rPr>
@@ -605,21 +447,27 @@
     </w:p>
     <w:p>
       <w:pPr>
-        <w:pStyle w:val="TOC1"/>
+        <w:pStyle w:val="TOC2"/>
         <w:tabs>
-          <w:tab w:val="right" w:leader="dot" w:pos="9736"/>
+          <w:tab w:val="right" w:leader="dot" w:pos="10070"/>
         </w:tabs>
         <w:rPr>
+          <w:rFonts w:asciiTheme="minorHAnsi" w:hAnsiTheme="minorHAnsi"/>
           <w:noProof/>
+          <w:kern w:val="2"/>
+          <w:sz w:val="24"/>
+          <w:szCs w:val="24"/>
+          <w:lang w:val="en-IN" w:eastAsia="en-IN"/>
+          <w14:ligatures w14:val="standardContextual"/>
         </w:rPr>
       </w:pPr>
-      <w:hyperlink w:anchor="_Toc238739844" w:history="1">
+      <w:hyperlink w:anchor="_Toc240070412" w:history="1">
         <w:r>
           <w:rPr>
             <w:rStyle w:val="Hyperlink"/>
             <w:noProof/>
           </w:rPr>
-          <w:t>1. Introduction</w:t>
+          <w:t>1.1 Purpose</w:t>
         </w:r>
         <w:r>
           <w:rPr>
@@ -640,7 +488,7 @@
             <w:noProof/>
             <w:webHidden/>
           </w:rPr>
-          <w:instrText xml:space="preserve"> PAGEREF _Toc238739844 \h </w:instrText>
+          <w:instrText xml:space="preserve"> PAGEREF _Toc240070412 \h </w:instrText>
         </w:r>
         <w:r>
           <w:rPr>
@@ -675,19 +523,25 @@
       <w:pPr>
         <w:pStyle w:val="TOC2"/>
         <w:tabs>
-          <w:tab w:val="right" w:leader="dot" w:pos="9736"/>
+          <w:tab w:val="right" w:leader="dot" w:pos="10070"/>
         </w:tabs>
         <w:rPr>
+          <w:rFonts w:asciiTheme="minorHAnsi" w:hAnsiTheme="minorHAnsi"/>
           <w:noProof/>
+          <w:kern w:val="2"/>
+          <w:sz w:val="24"/>
+          <w:szCs w:val="24"/>
+          <w:lang w:val="en-IN" w:eastAsia="en-IN"/>
+          <w14:ligatures w14:val="standardContextual"/>
         </w:rPr>
       </w:pPr>
-      <w:hyperlink w:anchor="_Toc238739845" w:history="1">
+      <w:hyperlink w:anchor="_Toc240070413" w:history="1">
         <w:r>
           <w:rPr>
             <w:rStyle w:val="Hyperlink"/>
             <w:noProof/>
           </w:rPr>
-          <w:t>1.1 Purpose</w:t>
+          <w:t>1.2 Audience</w:t>
         </w:r>
         <w:r>
           <w:rPr>
@@ -708,7 +562,7 @@
             <w:noProof/>
             <w:webHidden/>
           </w:rPr>
-          <w:instrText xml:space="preserve"> PAGEREF _Toc238739845 \h </w:instrText>
+          <w:instrText xml:space="preserve"> PAGEREF _Toc240070413 \h </w:instrText>
         </w:r>
         <w:r>
           <w:rPr>
@@ -743,19 +597,25 @@
       <w:pPr>
         <w:pStyle w:val="TOC2"/>
         <w:tabs>
-          <w:tab w:val="right" w:leader="dot" w:pos="9736"/>
+          <w:tab w:val="right" w:leader="dot" w:pos="10070"/>
         </w:tabs>
         <w:rPr>
+          <w:rFonts w:asciiTheme="minorHAnsi" w:hAnsiTheme="minorHAnsi"/>
           <w:noProof/>
+          <w:kern w:val="2"/>
+          <w:sz w:val="24"/>
+          <w:szCs w:val="24"/>
+          <w:lang w:val="en-IN" w:eastAsia="en-IN"/>
+          <w14:ligatures w14:val="standardContextual"/>
         </w:rPr>
       </w:pPr>
-      <w:hyperlink w:anchor="_Toc238739846" w:history="1">
+      <w:hyperlink w:anchor="_Toc240070414" w:history="1">
         <w:r>
           <w:rPr>
             <w:rStyle w:val="Hyperlink"/>
             <w:noProof/>
           </w:rPr>
-          <w:t>1.2 Audience</w:t>
+          <w:t>1.3 Related Documents</w:t>
         </w:r>
         <w:r>
           <w:rPr>
@@ -776,7 +636,7 @@
             <w:noProof/>
             <w:webHidden/>
           </w:rPr>
-          <w:instrText xml:space="preserve"> PAGEREF _Toc238739846 \h </w:instrText>
+          <w:instrText xml:space="preserve"> PAGEREF _Toc240070414 \h </w:instrText>
         </w:r>
         <w:r>
           <w:rPr>
@@ -809,21 +669,27 @@
     </w:p>
     <w:p>
       <w:pPr>
-        <w:pStyle w:val="TOC2"/>
+        <w:pStyle w:val="TOC1"/>
         <w:tabs>
-          <w:tab w:val="right" w:leader="dot" w:pos="9736"/>
+          <w:tab w:val="right" w:leader="dot" w:pos="10070"/>
         </w:tabs>
         <w:rPr>
+          <w:rFonts w:asciiTheme="minorHAnsi" w:hAnsiTheme="minorHAnsi"/>
           <w:noProof/>
+          <w:kern w:val="2"/>
+          <w:sz w:val="24"/>
+          <w:szCs w:val="24"/>
+          <w:lang w:val="en-IN" w:eastAsia="en-IN"/>
+          <w14:ligatures w14:val="standardContextual"/>
         </w:rPr>
       </w:pPr>
-      <w:hyperlink w:anchor="_Toc238739847" w:history="1">
+      <w:hyperlink w:anchor="_Toc240070415" w:history="1">
         <w:r>
           <w:rPr>
             <w:rStyle w:val="Hyperlink"/>
             <w:noProof/>
           </w:rPr>
-          <w:t>1.3 Related Documents</w:t>
+          <w:t>2 System Overview</w:t>
         </w:r>
         <w:r>
           <w:rPr>
@@ -844,7 +710,7 @@
             <w:noProof/>
             <w:webHidden/>
           </w:rPr>
-          <w:instrText xml:space="preserve"> PAGEREF _Toc238739847 \h </w:instrText>
+          <w:instrText xml:space="preserve"> PAGEREF _Toc240070415 \h </w:instrText>
         </w:r>
         <w:r>
           <w:rPr>
@@ -879,19 +745,25 @@
       <w:pPr>
         <w:pStyle w:val="TOC1"/>
         <w:tabs>
-          <w:tab w:val="right" w:leader="dot" w:pos="9736"/>
+          <w:tab w:val="right" w:leader="dot" w:pos="10070"/>
         </w:tabs>
         <w:rPr>
+          <w:rFonts w:asciiTheme="minorHAnsi" w:hAnsiTheme="minorHAnsi"/>
           <w:noProof/>
+          <w:kern w:val="2"/>
+          <w:sz w:val="24"/>
+          <w:szCs w:val="24"/>
+          <w:lang w:val="en-IN" w:eastAsia="en-IN"/>
+          <w14:ligatures w14:val="standardContextual"/>
         </w:rPr>
       </w:pPr>
-      <w:hyperlink w:anchor="_Toc238739848" w:history="1">
+      <w:hyperlink w:anchor="_Toc240070416" w:history="1">
         <w:r>
           <w:rPr>
             <w:rStyle w:val="Hyperlink"/>
             <w:noProof/>
           </w:rPr>
-          <w:t>2. System Overview</w:t>
+          <w:t>3 Safety</w:t>
         </w:r>
         <w:r>
           <w:rPr>
@@ -912,7 +784,7 @@
             <w:noProof/>
             <w:webHidden/>
           </w:rPr>
-          <w:instrText xml:space="preserve"> PAGEREF _Toc238739848 \h </w:instrText>
+          <w:instrText xml:space="preserve"> PAGEREF _Toc240070416 \h </w:instrText>
         </w:r>
         <w:r>
           <w:rPr>
@@ -945,21 +817,27 @@
     </w:p>
     <w:p>
       <w:pPr>
-        <w:pStyle w:val="TOC1"/>
+        <w:pStyle w:val="TOC2"/>
         <w:tabs>
-          <w:tab w:val="right" w:leader="dot" w:pos="9736"/>
+          <w:tab w:val="right" w:leader="dot" w:pos="10070"/>
         </w:tabs>
         <w:rPr>
+          <w:rFonts w:asciiTheme="minorHAnsi" w:hAnsiTheme="minorHAnsi"/>
           <w:noProof/>
+          <w:kern w:val="2"/>
+          <w:sz w:val="24"/>
+          <w:szCs w:val="24"/>
+          <w:lang w:val="en-IN" w:eastAsia="en-IN"/>
+          <w14:ligatures w14:val="standardContextual"/>
         </w:rPr>
       </w:pPr>
-      <w:hyperlink w:anchor="_Toc238739849" w:history="1">
+      <w:hyperlink w:anchor="_Toc240070417" w:history="1">
         <w:r>
           <w:rPr>
             <w:rStyle w:val="Hyperlink"/>
             <w:noProof/>
           </w:rPr>
-          <w:t>3. Safety</w:t>
+          <w:t>3.1 High Voltage</w:t>
         </w:r>
         <w:r>
           <w:rPr>
@@ -980,7 +858,7 @@
             <w:noProof/>
             <w:webHidden/>
           </w:rPr>
-          <w:instrText xml:space="preserve"> PAGEREF _Toc238739849 \h </w:instrText>
+          <w:instrText xml:space="preserve"> PAGEREF _Toc240070417 \h </w:instrText>
         </w:r>
         <w:r>
           <w:rPr>
@@ -1015,19 +893,25 @@
       <w:pPr>
         <w:pStyle w:val="TOC2"/>
         <w:tabs>
-          <w:tab w:val="right" w:leader="dot" w:pos="9736"/>
+          <w:tab w:val="right" w:leader="dot" w:pos="10070"/>
         </w:tabs>
         <w:rPr>
+          <w:rFonts w:asciiTheme="minorHAnsi" w:hAnsiTheme="minorHAnsi"/>
           <w:noProof/>
+          <w:kern w:val="2"/>
+          <w:sz w:val="24"/>
+          <w:szCs w:val="24"/>
+          <w:lang w:val="en-IN" w:eastAsia="en-IN"/>
+          <w14:ligatures w14:val="standardContextual"/>
         </w:rPr>
       </w:pPr>
-      <w:hyperlink w:anchor="_Toc238739850" w:history="1">
+      <w:hyperlink w:anchor="_Toc240070418" w:history="1">
         <w:r>
           <w:rPr>
             <w:rStyle w:val="Hyperlink"/>
             <w:noProof/>
           </w:rPr>
-          <w:t>3.1 High Voltage</w:t>
+          <w:t>3.2 Arming</w:t>
         </w:r>
         <w:r>
           <w:rPr>
@@ -1048,7 +932,7 @@
             <w:noProof/>
             <w:webHidden/>
           </w:rPr>
-          <w:instrText xml:space="preserve"> PAGEREF _Toc238739850 \h </w:instrText>
+          <w:instrText xml:space="preserve"> PAGEREF _Toc240070418 \h </w:instrText>
         </w:r>
         <w:r>
           <w:rPr>
@@ -1068,7 +952,7 @@
             <w:noProof/>
             <w:webHidden/>
           </w:rPr>
-          <w:t>4</w:t>
+          <w:t>5</w:t>
         </w:r>
         <w:r>
           <w:rPr>
@@ -1083,19 +967,25 @@
       <w:pPr>
         <w:pStyle w:val="TOC2"/>
         <w:tabs>
-          <w:tab w:val="right" w:leader="dot" w:pos="9736"/>
+          <w:tab w:val="right" w:leader="dot" w:pos="10070"/>
         </w:tabs>
         <w:rPr>
+          <w:rFonts w:asciiTheme="minorHAnsi" w:hAnsiTheme="minorHAnsi"/>
           <w:noProof/>
+          <w:kern w:val="2"/>
+          <w:sz w:val="24"/>
+          <w:szCs w:val="24"/>
+          <w:lang w:val="en-IN" w:eastAsia="en-IN"/>
+          <w14:ligatures w14:val="standardContextual"/>
         </w:rPr>
       </w:pPr>
-      <w:hyperlink w:anchor="_Toc238739851" w:history="1">
+      <w:hyperlink w:anchor="_Toc240070419" w:history="1">
         <w:r>
           <w:rPr>
             <w:rStyle w:val="Hyperlink"/>
             <w:noProof/>
           </w:rPr>
-          <w:t>3.2 Arming</w:t>
+          <w:t>3.3 Abort</w:t>
         </w:r>
         <w:r>
           <w:rPr>
@@ -1116,7 +1006,7 @@
             <w:noProof/>
             <w:webHidden/>
           </w:rPr>
-          <w:instrText xml:space="preserve"> PAGEREF _Toc238739851 \h </w:instrText>
+          <w:instrText xml:space="preserve"> PAGEREF _Toc240070419 \h </w:instrText>
         </w:r>
         <w:r>
           <w:rPr>
@@ -1136,7 +1026,7 @@
             <w:noProof/>
             <w:webHidden/>
           </w:rPr>
-          <w:t>4</w:t>
+          <w:t>5</w:t>
         </w:r>
         <w:r>
           <w:rPr>
@@ -1151,19 +1041,25 @@
       <w:pPr>
         <w:pStyle w:val="TOC2"/>
         <w:tabs>
-          <w:tab w:val="right" w:leader="dot" w:pos="9736"/>
+          <w:tab w:val="right" w:leader="dot" w:pos="10070"/>
         </w:tabs>
         <w:rPr>
+          <w:rFonts w:asciiTheme="minorHAnsi" w:hAnsiTheme="minorHAnsi"/>
           <w:noProof/>
+          <w:kern w:val="2"/>
+          <w:sz w:val="24"/>
+          <w:szCs w:val="24"/>
+          <w:lang w:val="en-IN" w:eastAsia="en-IN"/>
+          <w14:ligatures w14:val="standardContextual"/>
         </w:rPr>
       </w:pPr>
-      <w:hyperlink w:anchor="_Toc238739852" w:history="1">
+      <w:hyperlink w:anchor="_Toc240070420" w:history="1">
         <w:r>
           <w:rPr>
             <w:rStyle w:val="Hyperlink"/>
             <w:noProof/>
           </w:rPr>
-          <w:t>3.3 Abort</w:t>
+          <w:t>3.4 "Safe to Handle"</w:t>
         </w:r>
         <w:r>
           <w:rPr>
@@ -1184,7 +1080,7 @@
             <w:noProof/>
             <w:webHidden/>
           </w:rPr>
-          <w:instrText xml:space="preserve"> PAGEREF _Toc238739852 \h </w:instrText>
+          <w:instrText xml:space="preserve"> PAGEREF _Toc240070420 \h </w:instrText>
         </w:r>
         <w:r>
           <w:rPr>
@@ -1217,21 +1113,27 @@
     </w:p>
     <w:p>
       <w:pPr>
-        <w:pStyle w:val="TOC2"/>
+        <w:pStyle w:val="TOC1"/>
         <w:tabs>
-          <w:tab w:val="right" w:leader="dot" w:pos="9736"/>
+          <w:tab w:val="right" w:leader="dot" w:pos="10070"/>
         </w:tabs>
         <w:rPr>
+          <w:rFonts w:asciiTheme="minorHAnsi" w:hAnsiTheme="minorHAnsi"/>
           <w:noProof/>
+          <w:kern w:val="2"/>
+          <w:sz w:val="24"/>
+          <w:szCs w:val="24"/>
+          <w:lang w:val="en-IN" w:eastAsia="en-IN"/>
+          <w14:ligatures w14:val="standardContextual"/>
         </w:rPr>
       </w:pPr>
-      <w:hyperlink w:anchor="_Toc238739853" w:history="1">
+      <w:hyperlink w:anchor="_Toc240070421" w:history="1">
         <w:r>
           <w:rPr>
             <w:rStyle w:val="Hyperlink"/>
             <w:noProof/>
           </w:rPr>
-          <w:t>3.4 "Safe to Handle"</w:t>
+          <w:t>4 Getting Started</w:t>
         </w:r>
         <w:r>
           <w:rPr>
@@ -1252,7 +1154,7 @@
             <w:noProof/>
             <w:webHidden/>
           </w:rPr>
-          <w:instrText xml:space="preserve"> PAGEREF _Toc238739853 \h </w:instrText>
+          <w:instrText xml:space="preserve"> PAGEREF _Toc240070421 \h </w:instrText>
         </w:r>
         <w:r>
           <w:rPr>
@@ -1285,21 +1187,27 @@
     </w:p>
     <w:p>
       <w:pPr>
-        <w:pStyle w:val="TOC1"/>
+        <w:pStyle w:val="TOC2"/>
         <w:tabs>
-          <w:tab w:val="right" w:leader="dot" w:pos="9736"/>
+          <w:tab w:val="right" w:leader="dot" w:pos="10070"/>
         </w:tabs>
         <w:rPr>
+          <w:rFonts w:asciiTheme="minorHAnsi" w:hAnsiTheme="minorHAnsi"/>
           <w:noProof/>
+          <w:kern w:val="2"/>
+          <w:sz w:val="24"/>
+          <w:szCs w:val="24"/>
+          <w:lang w:val="en-IN" w:eastAsia="en-IN"/>
+          <w14:ligatures w14:val="standardContextual"/>
         </w:rPr>
       </w:pPr>
-      <w:hyperlink w:anchor="_Toc238739854" w:history="1">
+      <w:hyperlink w:anchor="_Toc240070422" w:history="1">
         <w:r>
           <w:rPr>
             <w:rStyle w:val="Hyperlink"/>
             <w:noProof/>
           </w:rPr>
-          <w:t>4. Getting Started</w:t>
+          <w:t>4.1 Launching the Application</w:t>
         </w:r>
         <w:r>
           <w:rPr>
@@ -1320,7 +1228,7 @@
             <w:noProof/>
             <w:webHidden/>
           </w:rPr>
-          <w:instrText xml:space="preserve"> PAGEREF _Toc238739854 \h </w:instrText>
+          <w:instrText xml:space="preserve"> PAGEREF _Toc240070422 \h </w:instrText>
         </w:r>
         <w:r>
           <w:rPr>
@@ -1355,19 +1263,25 @@
       <w:pPr>
         <w:pStyle w:val="TOC2"/>
         <w:tabs>
-          <w:tab w:val="right" w:leader="dot" w:pos="9736"/>
+          <w:tab w:val="right" w:leader="dot" w:pos="10070"/>
         </w:tabs>
         <w:rPr>
+          <w:rFonts w:asciiTheme="minorHAnsi" w:hAnsiTheme="minorHAnsi"/>
           <w:noProof/>
+          <w:kern w:val="2"/>
+          <w:sz w:val="24"/>
+          <w:szCs w:val="24"/>
+          <w:lang w:val="en-IN" w:eastAsia="en-IN"/>
+          <w14:ligatures w14:val="standardContextual"/>
         </w:rPr>
       </w:pPr>
-      <w:hyperlink w:anchor="_Toc238739855" w:history="1">
+      <w:hyperlink w:anchor="_Toc240070423" w:history="1">
         <w:r>
           <w:rPr>
             <w:rStyle w:val="Hyperlink"/>
             <w:noProof/>
           </w:rPr>
-          <w:t>4.1 Launching the Application</w:t>
+          <w:t>4.2 Connecting to the Instrument</w:t>
         </w:r>
         <w:r>
           <w:rPr>
@@ -1388,7 +1302,7 @@
             <w:noProof/>
             <w:webHidden/>
           </w:rPr>
-          <w:instrText xml:space="preserve"> PAGEREF _Toc238739855 \h </w:instrText>
+          <w:instrText xml:space="preserve"> PAGEREF _Toc240070423 \h </w:instrText>
         </w:r>
         <w:r>
           <w:rPr>
@@ -1423,19 +1337,25 @@
       <w:pPr>
         <w:pStyle w:val="TOC2"/>
         <w:tabs>
-          <w:tab w:val="right" w:leader="dot" w:pos="9736"/>
+          <w:tab w:val="right" w:leader="dot" w:pos="10070"/>
         </w:tabs>
         <w:rPr>
+          <w:rFonts w:asciiTheme="minorHAnsi" w:hAnsiTheme="minorHAnsi"/>
           <w:noProof/>
+          <w:kern w:val="2"/>
+          <w:sz w:val="24"/>
+          <w:szCs w:val="24"/>
+          <w:lang w:val="en-IN" w:eastAsia="en-IN"/>
+          <w14:ligatures w14:val="standardContextual"/>
         </w:rPr>
       </w:pPr>
-      <w:hyperlink w:anchor="_Toc238739856" w:history="1">
+      <w:hyperlink w:anchor="_Toc240070424" w:history="1">
         <w:r>
           <w:rPr>
             <w:rStyle w:val="Hyperlink"/>
             <w:noProof/>
           </w:rPr>
-          <w:t>4.2 Connecting to the Instrument</w:t>
+          <w:t>4.3 Screen Layout</w:t>
         </w:r>
         <w:r>
           <w:rPr>
@@ -1456,7 +1376,7 @@
             <w:noProof/>
             <w:webHidden/>
           </w:rPr>
-          <w:instrText xml:space="preserve"> PAGEREF _Toc238739856 \h </w:instrText>
+          <w:instrText xml:space="preserve"> PAGEREF _Toc240070424 \h </w:instrText>
         </w:r>
         <w:r>
           <w:rPr>
@@ -1489,21 +1409,27 @@
     </w:p>
     <w:p>
       <w:pPr>
-        <w:pStyle w:val="TOC2"/>
+        <w:pStyle w:val="TOC1"/>
         <w:tabs>
-          <w:tab w:val="right" w:leader="dot" w:pos="9736"/>
+          <w:tab w:val="right" w:leader="dot" w:pos="10070"/>
         </w:tabs>
         <w:rPr>
+          <w:rFonts w:asciiTheme="minorHAnsi" w:hAnsiTheme="minorHAnsi"/>
           <w:noProof/>
+          <w:kern w:val="2"/>
+          <w:sz w:val="24"/>
+          <w:szCs w:val="24"/>
+          <w:lang w:val="en-IN" w:eastAsia="en-IN"/>
+          <w14:ligatures w14:val="standardContextual"/>
         </w:rPr>
       </w:pPr>
-      <w:hyperlink w:anchor="_Toc238739857" w:history="1">
+      <w:hyperlink w:anchor="_Toc240070425" w:history="1">
         <w:r>
           <w:rPr>
             <w:rStyle w:val="Hyperlink"/>
             <w:noProof/>
           </w:rPr>
-          <w:t>4.3 Screen Layout</w:t>
+          <w:t>5 Loading a Netlist</w:t>
         </w:r>
         <w:r>
           <w:rPr>
@@ -1524,7 +1450,7 @@
             <w:noProof/>
             <w:webHidden/>
           </w:rPr>
-          <w:instrText xml:space="preserve"> PAGEREF _Toc238739857 \h </w:instrText>
+          <w:instrText xml:space="preserve"> PAGEREF _Toc240070425 \h </w:instrText>
         </w:r>
         <w:r>
           <w:rPr>
@@ -1544,7 +1470,7 @@
             <w:noProof/>
             <w:webHidden/>
           </w:rPr>
-          <w:t>5</w:t>
+          <w:t>6</w:t>
         </w:r>
         <w:r>
           <w:rPr>
@@ -1559,19 +1485,25 @@
       <w:pPr>
         <w:pStyle w:val="TOC1"/>
         <w:tabs>
-          <w:tab w:val="right" w:leader="dot" w:pos="9736"/>
+          <w:tab w:val="right" w:leader="dot" w:pos="10070"/>
         </w:tabs>
         <w:rPr>
+          <w:rFonts w:asciiTheme="minorHAnsi" w:hAnsiTheme="minorHAnsi"/>
           <w:noProof/>
+          <w:kern w:val="2"/>
+          <w:sz w:val="24"/>
+          <w:szCs w:val="24"/>
+          <w:lang w:val="en-IN" w:eastAsia="en-IN"/>
+          <w14:ligatures w14:val="standardContextual"/>
         </w:rPr>
       </w:pPr>
-      <w:hyperlink w:anchor="_Toc238739858" w:history="1">
+      <w:hyperlink w:anchor="_Toc240070426" w:history="1">
         <w:r>
           <w:rPr>
             <w:rStyle w:val="Hyperlink"/>
             <w:noProof/>
           </w:rPr>
-          <w:t>5. Loading a Netlist</w:t>
+          <w:t>6 Running a Test</w:t>
         </w:r>
         <w:r>
           <w:rPr>
@@ -1592,7 +1524,7 @@
             <w:noProof/>
             <w:webHidden/>
           </w:rPr>
-          <w:instrText xml:space="preserve"> PAGEREF _Toc238739858 \h </w:instrText>
+          <w:instrText xml:space="preserve"> PAGEREF _Toc240070426 \h </w:instrText>
         </w:r>
         <w:r>
           <w:rPr>
@@ -1612,7 +1544,7 @@
             <w:noProof/>
             <w:webHidden/>
           </w:rPr>
-          <w:t>6</w:t>
+          <w:t>7</w:t>
         </w:r>
         <w:r>
           <w:rPr>
@@ -1625,21 +1557,27 @@
     </w:p>
     <w:p>
       <w:pPr>
-        <w:pStyle w:val="TOC1"/>
+        <w:pStyle w:val="TOC2"/>
         <w:tabs>
-          <w:tab w:val="right" w:leader="dot" w:pos="9736"/>
+          <w:tab w:val="right" w:leader="dot" w:pos="10070"/>
         </w:tabs>
         <w:rPr>
+          <w:rFonts w:asciiTheme="minorHAnsi" w:hAnsiTheme="minorHAnsi"/>
           <w:noProof/>
+          <w:kern w:val="2"/>
+          <w:sz w:val="24"/>
+          <w:szCs w:val="24"/>
+          <w:lang w:val="en-IN" w:eastAsia="en-IN"/>
+          <w14:ligatures w14:val="standardContextual"/>
         </w:rPr>
       </w:pPr>
-      <w:hyperlink w:anchor="_Toc238739859" w:history="1">
+      <w:hyperlink w:anchor="_Toc240070427" w:history="1">
         <w:r>
           <w:rPr>
             <w:rStyle w:val="Hyperlink"/>
             <w:noProof/>
           </w:rPr>
-          <w:t>6. Running a Test</w:t>
+          <w:t>6.1 Stage 1 and 2: Continuity and Resistance</w:t>
         </w:r>
         <w:r>
           <w:rPr>
@@ -1660,7 +1598,7 @@
             <w:noProof/>
             <w:webHidden/>
           </w:rPr>
-          <w:instrText xml:space="preserve"> PAGEREF _Toc238739859 \h </w:instrText>
+          <w:instrText xml:space="preserve"> PAGEREF _Toc240070427 \h </w:instrText>
         </w:r>
         <w:r>
           <w:rPr>
@@ -1695,19 +1633,25 @@
       <w:pPr>
         <w:pStyle w:val="TOC2"/>
         <w:tabs>
-          <w:tab w:val="right" w:leader="dot" w:pos="9736"/>
+          <w:tab w:val="right" w:leader="dot" w:pos="10070"/>
         </w:tabs>
         <w:rPr>
+          <w:rFonts w:asciiTheme="minorHAnsi" w:hAnsiTheme="minorHAnsi"/>
           <w:noProof/>
+          <w:kern w:val="2"/>
+          <w:sz w:val="24"/>
+          <w:szCs w:val="24"/>
+          <w:lang w:val="en-IN" w:eastAsia="en-IN"/>
+          <w14:ligatures w14:val="standardContextual"/>
         </w:rPr>
       </w:pPr>
-      <w:hyperlink w:anchor="_Toc238739860" w:history="1">
+      <w:hyperlink w:anchor="_Toc240070428" w:history="1">
         <w:r>
           <w:rPr>
             <w:rStyle w:val="Hyperlink"/>
             <w:noProof/>
           </w:rPr>
-          <w:t>6.1 Stage 1 and 2: Continuity and Resistance</w:t>
+          <w:t>6.2 Stage 3: Insulation</w:t>
         </w:r>
         <w:r>
           <w:rPr>
@@ -1728,7 +1672,7 @@
             <w:noProof/>
             <w:webHidden/>
           </w:rPr>
-          <w:instrText xml:space="preserve"> PAGEREF _Toc238739860 \h </w:instrText>
+          <w:instrText xml:space="preserve"> PAGEREF _Toc240070428 \h </w:instrText>
         </w:r>
         <w:r>
           <w:rPr>
@@ -1748,7 +1692,7 @@
             <w:noProof/>
             <w:webHidden/>
           </w:rPr>
-          <w:t>7</w:t>
+          <w:t>9</w:t>
         </w:r>
         <w:r>
           <w:rPr>
@@ -1763,19 +1707,25 @@
       <w:pPr>
         <w:pStyle w:val="TOC2"/>
         <w:tabs>
-          <w:tab w:val="right" w:leader="dot" w:pos="9736"/>
+          <w:tab w:val="right" w:leader="dot" w:pos="10070"/>
         </w:tabs>
         <w:rPr>
+          <w:rFonts w:asciiTheme="minorHAnsi" w:hAnsiTheme="minorHAnsi"/>
           <w:noProof/>
+          <w:kern w:val="2"/>
+          <w:sz w:val="24"/>
+          <w:szCs w:val="24"/>
+          <w:lang w:val="en-IN" w:eastAsia="en-IN"/>
+          <w14:ligatures w14:val="standardContextual"/>
         </w:rPr>
       </w:pPr>
-      <w:hyperlink w:anchor="_Toc238739861" w:history="1">
+      <w:hyperlink w:anchor="_Toc240070429" w:history="1">
         <w:r>
           <w:rPr>
             <w:rStyle w:val="Hyperlink"/>
             <w:noProof/>
           </w:rPr>
-          <w:t>6.2 Stage 3: Insulation</w:t>
+          <w:t>6.3 Reading Results</w:t>
         </w:r>
         <w:r>
           <w:rPr>
@@ -1796,7 +1746,7 @@
             <w:noProof/>
             <w:webHidden/>
           </w:rPr>
-          <w:instrText xml:space="preserve"> PAGEREF _Toc238739861 \h </w:instrText>
+          <w:instrText xml:space="preserve"> PAGEREF _Toc240070429 \h </w:instrText>
         </w:r>
         <w:r>
           <w:rPr>
@@ -1816,7 +1766,7 @@
             <w:noProof/>
             <w:webHidden/>
           </w:rPr>
-          <w:t>9</w:t>
+          <w:t>12</w:t>
         </w:r>
         <w:r>
           <w:rPr>
@@ -1829,21 +1779,27 @@
     </w:p>
     <w:p>
       <w:pPr>
-        <w:pStyle w:val="TOC2"/>
+        <w:pStyle w:val="TOC1"/>
         <w:tabs>
-          <w:tab w:val="right" w:leader="dot" w:pos="9736"/>
+          <w:tab w:val="right" w:leader="dot" w:pos="10070"/>
         </w:tabs>
         <w:rPr>
+          <w:rFonts w:asciiTheme="minorHAnsi" w:hAnsiTheme="minorHAnsi"/>
           <w:noProof/>
+          <w:kern w:val="2"/>
+          <w:sz w:val="24"/>
+          <w:szCs w:val="24"/>
+          <w:lang w:val="en-IN" w:eastAsia="en-IN"/>
+          <w14:ligatures w14:val="standardContextual"/>
         </w:rPr>
       </w:pPr>
-      <w:hyperlink w:anchor="_Toc238739862" w:history="1">
+      <w:hyperlink w:anchor="_Toc240070430" w:history="1">
         <w:r>
           <w:rPr>
             <w:rStyle w:val="Hyperlink"/>
             <w:noProof/>
           </w:rPr>
-          <w:t>6.3 Reading Results</w:t>
+          <w:t>7 Viewing Results and History</w:t>
         </w:r>
         <w:r>
           <w:rPr>
@@ -1864,7 +1820,7 @@
             <w:noProof/>
             <w:webHidden/>
           </w:rPr>
-          <w:instrText xml:space="preserve"> PAGEREF _Toc238739862 \h </w:instrText>
+          <w:instrText xml:space="preserve"> PAGEREF _Toc240070430 \h </w:instrText>
         </w:r>
         <w:r>
           <w:rPr>
@@ -1884,7 +1840,7 @@
             <w:noProof/>
             <w:webHidden/>
           </w:rPr>
-          <w:t>11</w:t>
+          <w:t>12</w:t>
         </w:r>
         <w:r>
           <w:rPr>
@@ -1897,21 +1853,27 @@
     </w:p>
     <w:p>
       <w:pPr>
-        <w:pStyle w:val="TOC1"/>
+        <w:pStyle w:val="TOC2"/>
         <w:tabs>
-          <w:tab w:val="right" w:leader="dot" w:pos="9736"/>
+          <w:tab w:val="right" w:leader="dot" w:pos="10070"/>
         </w:tabs>
         <w:rPr>
+          <w:rFonts w:asciiTheme="minorHAnsi" w:hAnsiTheme="minorHAnsi"/>
           <w:noProof/>
+          <w:kern w:val="2"/>
+          <w:sz w:val="24"/>
+          <w:szCs w:val="24"/>
+          <w:lang w:val="en-IN" w:eastAsia="en-IN"/>
+          <w14:ligatures w14:val="standardContextual"/>
         </w:rPr>
       </w:pPr>
-      <w:hyperlink w:anchor="_Toc238739863" w:history="1">
+      <w:hyperlink w:anchor="_Toc240070431" w:history="1">
         <w:r>
           <w:rPr>
             <w:rStyle w:val="Hyperlink"/>
             <w:noProof/>
           </w:rPr>
-          <w:t>7. Viewing Results and History</w:t>
+          <w:t>7.1 Run History</w:t>
         </w:r>
         <w:r>
           <w:rPr>
@@ -1932,7 +1894,7 @@
             <w:noProof/>
             <w:webHidden/>
           </w:rPr>
-          <w:instrText xml:space="preserve"> PAGEREF _Toc238739863 \h </w:instrText>
+          <w:instrText xml:space="preserve"> PAGEREF _Toc240070431 \h </w:instrText>
         </w:r>
         <w:r>
           <w:rPr>
@@ -1952,7 +1914,7 @@
             <w:noProof/>
             <w:webHidden/>
           </w:rPr>
-          <w:t>11</w:t>
+          <w:t>12</w:t>
         </w:r>
         <w:r>
           <w:rPr>
@@ -1967,19 +1929,25 @@
       <w:pPr>
         <w:pStyle w:val="TOC2"/>
         <w:tabs>
-          <w:tab w:val="right" w:leader="dot" w:pos="9736"/>
+          <w:tab w:val="right" w:leader="dot" w:pos="10070"/>
         </w:tabs>
         <w:rPr>
+          <w:rFonts w:asciiTheme="minorHAnsi" w:hAnsiTheme="minorHAnsi"/>
           <w:noProof/>
+          <w:kern w:val="2"/>
+          <w:sz w:val="24"/>
+          <w:szCs w:val="24"/>
+          <w:lang w:val="en-IN" w:eastAsia="en-IN"/>
+          <w14:ligatures w14:val="standardContextual"/>
         </w:rPr>
       </w:pPr>
-      <w:hyperlink w:anchor="_Toc238739864" w:history="1">
+      <w:hyperlink w:anchor="_Toc240070432" w:history="1">
         <w:r>
           <w:rPr>
             <w:rStyle w:val="Hyperlink"/>
             <w:noProof/>
           </w:rPr>
-          <w:t>7.1 Run History</w:t>
+          <w:t>7.2 Exporting a Report</w:t>
         </w:r>
         <w:r>
           <w:rPr>
@@ -2000,7 +1968,7 @@
             <w:noProof/>
             <w:webHidden/>
           </w:rPr>
-          <w:instrText xml:space="preserve"> PAGEREF _Toc238739864 \h </w:instrText>
+          <w:instrText xml:space="preserve"> PAGEREF _Toc240070432 \h </w:instrText>
         </w:r>
         <w:r>
           <w:rPr>
@@ -2020,7 +1988,7 @@
             <w:noProof/>
             <w:webHidden/>
           </w:rPr>
-          <w:t>11</w:t>
+          <w:t>13</w:t>
         </w:r>
         <w:r>
           <w:rPr>
@@ -2033,21 +2001,27 @@
     </w:p>
     <w:p>
       <w:pPr>
-        <w:pStyle w:val="TOC2"/>
+        <w:pStyle w:val="TOC1"/>
         <w:tabs>
-          <w:tab w:val="right" w:leader="dot" w:pos="9736"/>
+          <w:tab w:val="right" w:leader="dot" w:pos="10070"/>
         </w:tabs>
         <w:rPr>
+          <w:rFonts w:asciiTheme="minorHAnsi" w:hAnsiTheme="minorHAnsi"/>
           <w:noProof/>
+          <w:kern w:val="2"/>
+          <w:sz w:val="24"/>
+          <w:szCs w:val="24"/>
+          <w:lang w:val="en-IN" w:eastAsia="en-IN"/>
+          <w14:ligatures w14:val="standardContextual"/>
         </w:rPr>
       </w:pPr>
-      <w:hyperlink w:anchor="_Toc238739865" w:history="1">
+      <w:hyperlink w:anchor="_Toc240070433" w:history="1">
         <w:r>
           <w:rPr>
             <w:rStyle w:val="Hyperlink"/>
             <w:noProof/>
           </w:rPr>
-          <w:t>7.2 Exporting a Report</w:t>
+          <w:t>8 Troubleshooting</w:t>
         </w:r>
         <w:r>
           <w:rPr>
@@ -2068,7 +2042,7 @@
             <w:noProof/>
             <w:webHidden/>
           </w:rPr>
-          <w:instrText xml:space="preserve"> PAGEREF _Toc238739865 \h </w:instrText>
+          <w:instrText xml:space="preserve"> PAGEREF _Toc240070433 \h </w:instrText>
         </w:r>
         <w:r>
           <w:rPr>
@@ -2088,7 +2062,7 @@
             <w:noProof/>
             <w:webHidden/>
           </w:rPr>
-          <w:t>11</w:t>
+          <w:t>13</w:t>
         </w:r>
         <w:r>
           <w:rPr>
@@ -2101,21 +2075,27 @@
     </w:p>
     <w:p>
       <w:pPr>
-        <w:pStyle w:val="TOC1"/>
+        <w:pStyle w:val="TOC2"/>
         <w:tabs>
-          <w:tab w:val="right" w:leader="dot" w:pos="9736"/>
+          <w:tab w:val="right" w:leader="dot" w:pos="10070"/>
         </w:tabs>
         <w:rPr>
+          <w:rFonts w:asciiTheme="minorHAnsi" w:hAnsiTheme="minorHAnsi"/>
           <w:noProof/>
+          <w:kern w:val="2"/>
+          <w:sz w:val="24"/>
+          <w:szCs w:val="24"/>
+          <w:lang w:val="en-IN" w:eastAsia="en-IN"/>
+          <w14:ligatures w14:val="standardContextual"/>
         </w:rPr>
       </w:pPr>
-      <w:hyperlink w:anchor="_Toc238739866" w:history="1">
+      <w:hyperlink w:anchor="_Toc240070434" w:history="1">
         <w:r>
           <w:rPr>
             <w:rStyle w:val="Hyperlink"/>
             <w:noProof/>
           </w:rPr>
-          <w:t>8. Troubleshooting</w:t>
+          <w:t>8.1 Common Messages</w:t>
         </w:r>
         <w:r>
           <w:rPr>
@@ -2136,7 +2116,7 @@
             <w:noProof/>
             <w:webHidden/>
           </w:rPr>
-          <w:instrText xml:space="preserve"> PAGEREF _Toc238739866 \h </w:instrText>
+          <w:instrText xml:space="preserve"> PAGEREF _Toc240070434 \h </w:instrText>
         </w:r>
         <w:r>
           <w:rPr>
@@ -2156,7 +2136,7 @@
             <w:noProof/>
             <w:webHidden/>
           </w:rPr>
-          <w:t>12</w:t>
+          <w:t>13</w:t>
         </w:r>
         <w:r>
           <w:rPr>
@@ -2171,19 +2151,25 @@
       <w:pPr>
         <w:pStyle w:val="TOC2"/>
         <w:tabs>
-          <w:tab w:val="right" w:leader="dot" w:pos="9736"/>
+          <w:tab w:val="right" w:leader="dot" w:pos="10070"/>
         </w:tabs>
         <w:rPr>
+          <w:rFonts w:asciiTheme="minorHAnsi" w:hAnsiTheme="minorHAnsi"/>
           <w:noProof/>
+          <w:kern w:val="2"/>
+          <w:sz w:val="24"/>
+          <w:szCs w:val="24"/>
+          <w:lang w:val="en-IN" w:eastAsia="en-IN"/>
+          <w14:ligatures w14:val="standardContextual"/>
         </w:rPr>
       </w:pPr>
-      <w:hyperlink w:anchor="_Toc238739867" w:history="1">
+      <w:hyperlink w:anchor="_Toc240070435" w:history="1">
         <w:r>
           <w:rPr>
             <w:rStyle w:val="Hyperlink"/>
             <w:noProof/>
           </w:rPr>
-          <w:t>8.1 Common Messages</w:t>
+          <w:t>8.2 If the Connection Is Lost</w:t>
         </w:r>
         <w:r>
           <w:rPr>
@@ -2204,7 +2190,7 @@
             <w:noProof/>
             <w:webHidden/>
           </w:rPr>
-          <w:instrText xml:space="preserve"> PAGEREF _Toc238739867 \h </w:instrText>
+          <w:instrText xml:space="preserve"> PAGEREF _Toc240070435 \h </w:instrText>
         </w:r>
         <w:r>
           <w:rPr>
@@ -2224,7 +2210,7 @@
             <w:noProof/>
             <w:webHidden/>
           </w:rPr>
-          <w:t>12</w:t>
+          <w:t>14</w:t>
         </w:r>
         <w:r>
           <w:rPr>
@@ -2237,21 +2223,27 @@
     </w:p>
     <w:p>
       <w:pPr>
-        <w:pStyle w:val="TOC2"/>
+        <w:pStyle w:val="TOC1"/>
         <w:tabs>
-          <w:tab w:val="right" w:leader="dot" w:pos="9736"/>
+          <w:tab w:val="right" w:leader="dot" w:pos="10070"/>
         </w:tabs>
         <w:rPr>
+          <w:rFonts w:asciiTheme="minorHAnsi" w:hAnsiTheme="minorHAnsi"/>
           <w:noProof/>
+          <w:kern w:val="2"/>
+          <w:sz w:val="24"/>
+          <w:szCs w:val="24"/>
+          <w:lang w:val="en-IN" w:eastAsia="en-IN"/>
+          <w14:ligatures w14:val="standardContextual"/>
         </w:rPr>
       </w:pPr>
-      <w:hyperlink w:anchor="_Toc238739868" w:history="1">
+      <w:hyperlink w:anchor="_Toc240070436" w:history="1">
         <w:r>
           <w:rPr>
             <w:rStyle w:val="Hyperlink"/>
             <w:noProof/>
           </w:rPr>
-          <w:t>8.2 If the Connection Is Lost</w:t>
+          <w:t>9 Glossary</w:t>
         </w:r>
         <w:r>
           <w:rPr>
@@ -2272,7 +2264,7 @@
             <w:noProof/>
             <w:webHidden/>
           </w:rPr>
-          <w:instrText xml:space="preserve"> PAGEREF _Toc238739868 \h </w:instrText>
+          <w:instrText xml:space="preserve"> PAGEREF _Toc240070436 \h </w:instrText>
         </w:r>
         <w:r>
           <w:rPr>
@@ -2292,75 +2284,7 @@
             <w:noProof/>
             <w:webHidden/>
           </w:rPr>
-          <w:t>12</w:t>
-        </w:r>
-        <w:r>
-          <w:rPr>
-            <w:noProof/>
-            <w:webHidden/>
-          </w:rPr>
-          <w:fldChar w:fldCharType="end"/>
-        </w:r>
-      </w:hyperlink>
-    </w:p>
-    <w:p>
-      <w:pPr>
-        <w:pStyle w:val="TOC1"/>
-        <w:tabs>
-          <w:tab w:val="right" w:leader="dot" w:pos="9736"/>
-        </w:tabs>
-        <w:rPr>
-          <w:noProof/>
-        </w:rPr>
-      </w:pPr>
-      <w:hyperlink w:anchor="_Toc238739869" w:history="1">
-        <w:r>
-          <w:rPr>
-            <w:rStyle w:val="Hyperlink"/>
-            <w:noProof/>
-          </w:rPr>
-          <w:t>9. Glossary</w:t>
-        </w:r>
-        <w:r>
-          <w:rPr>
-            <w:noProof/>
-            <w:webHidden/>
-          </w:rPr>
-          <w:tab/>
-        </w:r>
-        <w:r>
-          <w:rPr>
-            <w:noProof/>
-            <w:webHidden/>
-          </w:rPr>
-          <w:fldChar w:fldCharType="begin"/>
-        </w:r>
-        <w:r>
-          <w:rPr>
-            <w:noProof/>
-            <w:webHidden/>
-          </w:rPr>
-          <w:instrText xml:space="preserve"> PAGEREF _Toc238739869 \h </w:instrText>
-        </w:r>
-        <w:r>
-          <w:rPr>
-            <w:noProof/>
-            <w:webHidden/>
-          </w:rPr>
-        </w:r>
-        <w:r>
-          <w:rPr>
-            <w:noProof/>
-            <w:webHidden/>
-          </w:rPr>
-          <w:fldChar w:fldCharType="separate"/>
-        </w:r>
-        <w:r>
-          <w:rPr>
-            <w:noProof/>
-            <w:webHidden/>
-          </w:rPr>
-          <w:t>12</w:t>
+          <w:t>14</w:t>
         </w:r>
         <w:r>
           <w:rPr>
@@ -2377,18 +2301,16 @@
       </w:r>
     </w:p>
     <w:p>
+      <w:pPr>
+        <w:pStyle w:val="Heading1"/>
+      </w:pPr>
+      <w:bookmarkStart w:id="1" w:name="_Toc238739844"/>
+      <w:bookmarkStart w:id="2" w:name="_Toc240070411"/>
       <w:r>
-        <w:br w:type="page"/>
+        <w:lastRenderedPageBreak/>
+        <w:t>Introduction</w:t>
       </w:r>
-    </w:p>
-    <w:p>
-      <w:pPr>
-        <w:pStyle w:val="Heading1"/>
-      </w:pPr>
-      <w:bookmarkStart w:id="2" w:name="_Toc238739844"/>
-      <w:r>
-        <w:t>1. Introduction</w:t>
-      </w:r>
+      <w:bookmarkEnd w:id="1"/>
       <w:bookmarkEnd w:id="2"/>
     </w:p>
     <w:p>
@@ -2396,10 +2318,12 @@
         <w:pStyle w:val="Heading2"/>
       </w:pPr>
       <w:bookmarkStart w:id="3" w:name="_Toc238739845"/>
+      <w:bookmarkStart w:id="4" w:name="_Toc240070412"/>
       <w:r>
-        <w:t>1.1 Purpose</w:t>
+        <w:t>Purpose</w:t>
       </w:r>
       <w:bookmarkEnd w:id="3"/>
+      <w:bookmarkEnd w:id="4"/>
     </w:p>
     <w:p>
       <w:r>
@@ -2410,11 +2334,13 @@
       <w:pPr>
         <w:pStyle w:val="Heading2"/>
       </w:pPr>
-      <w:bookmarkStart w:id="4" w:name="_Toc238739846"/>
+      <w:bookmarkStart w:id="5" w:name="_Toc238739846"/>
+      <w:bookmarkStart w:id="6" w:name="_Toc240070413"/>
       <w:r>
-        <w:t>1.2 Audience</w:t>
+        <w:t>Audience</w:t>
       </w:r>
-      <w:bookmarkEnd w:id="4"/>
+      <w:bookmarkEnd w:id="5"/>
+      <w:bookmarkEnd w:id="6"/>
     </w:p>
     <w:p>
       <w:r>
@@ -2425,18 +2351,20 @@
       <w:pPr>
         <w:pStyle w:val="Heading2"/>
       </w:pPr>
-      <w:bookmarkStart w:id="5" w:name="_Toc238739847"/>
+      <w:bookmarkStart w:id="7" w:name="_Toc238739847"/>
+      <w:bookmarkStart w:id="8" w:name="_Toc240070414"/>
       <w:r>
-        <w:t>1.3 Related Documents</w:t>
+        <w:t>Related Documents</w:t>
       </w:r>
-      <w:bookmarkEnd w:id="5"/>
+      <w:bookmarkEnd w:id="7"/>
+      <w:bookmarkEnd w:id="8"/>
     </w:p>
     <w:p>
       <w:pPr>
         <w:pStyle w:val="ListBullet"/>
       </w:pPr>
       <w:r>
-        <w:t>HT_MK1 Code Walkthrough — for engineers maintaining the firmware or GUI software.</w:t>
+        <w:t>HT_MK1 Code Walkthrough: for engineers maintaining the firmware or GUI software.</w:t>
       </w:r>
     </w:p>
     <w:p>
@@ -2444,7 +2372,7 @@
         <w:pStyle w:val="ListBullet"/>
       </w:pPr>
       <w:r>
-        <w:t>HT_MK1 Flashing Procedure — for programming a unit's firmware.</w:t>
+        <w:t>HT_MK1 Flashing Procedure: for programming a unit's firmware.</w:t>
       </w:r>
     </w:p>
     <w:p>
@@ -2452,18 +2380,20 @@
         <w:pStyle w:val="ListBullet"/>
       </w:pPr>
       <w:r>
-        <w:t>HT_MK1 Functional Test Procedure — for the formal acceptance test of a built unit.</w:t>
+        <w:t>HT_MK1 Functional Test Procedure: for the formal acceptance test of a built unit.</w:t>
       </w:r>
     </w:p>
     <w:p>
       <w:pPr>
         <w:pStyle w:val="Heading1"/>
       </w:pPr>
-      <w:bookmarkStart w:id="6" w:name="_Toc238739848"/>
+      <w:bookmarkStart w:id="9" w:name="_Toc238739848"/>
+      <w:bookmarkStart w:id="10" w:name="_Toc240070415"/>
       <w:r>
-        <w:t>2. System Overview</w:t>
+        <w:t>System Overview</w:t>
       </w:r>
-      <w:bookmarkEnd w:id="6"/>
+      <w:bookmarkEnd w:id="9"/>
+      <w:bookmarkEnd w:id="10"/>
     </w:p>
     <w:p>
       <w:r>
@@ -2694,28 +2624,32 @@
     <w:p/>
     <w:p>
       <w:r>
-        <w:t>Stages 1 and 2 are run with the harness on the Matrix connector. Stage 3 is run with the harness moved to the HV connector. The system tracks which connector is in use and will not run a test on the wrong one — move the harness, then confirm the Fixture setting in the GUI matches.</w:t>
+        <w:t>Stages 1 and 2 are run with the harness on the Matrix connector. Stage 3 is run with the harness moved to the HV connector. The system tracks which connector is in use and will not run a test on the wrong one. Move the harness, then confirm the Fixture setting in the GUI matches.</w:t>
       </w:r>
     </w:p>
     <w:p>
       <w:pPr>
         <w:pStyle w:val="Heading1"/>
       </w:pPr>
-      <w:bookmarkStart w:id="7" w:name="_Toc238739849"/>
+      <w:bookmarkStart w:id="11" w:name="_Toc238739849"/>
+      <w:bookmarkStart w:id="12" w:name="_Toc240070416"/>
       <w:r>
-        <w:t>3. Safety</w:t>
+        <w:t>Safety</w:t>
       </w:r>
-      <w:bookmarkEnd w:id="7"/>
+      <w:bookmarkEnd w:id="11"/>
+      <w:bookmarkEnd w:id="12"/>
     </w:p>
     <w:p>
       <w:pPr>
         <w:pStyle w:val="Heading2"/>
       </w:pPr>
-      <w:bookmarkStart w:id="8" w:name="_Toc238739850"/>
+      <w:bookmarkStart w:id="13" w:name="_Toc238739850"/>
+      <w:bookmarkStart w:id="14" w:name="_Toc240070417"/>
       <w:r>
-        <w:t>3.1 High Voltage</w:t>
+        <w:t>High Voltage</w:t>
       </w:r>
-      <w:bookmarkEnd w:id="8"/>
+      <w:bookmarkEnd w:id="13"/>
+      <w:bookmarkEnd w:id="14"/>
     </w:p>
     <w:p>
       <w:pPr>
@@ -2747,26 +2681,31 @@
       <w:pPr>
         <w:pStyle w:val="Heading2"/>
       </w:pPr>
-      <w:bookmarkStart w:id="9" w:name="_Toc238739851"/>
+      <w:bookmarkStart w:id="15" w:name="_Toc238739851"/>
+      <w:bookmarkStart w:id="16" w:name="_Toc240070418"/>
       <w:r>
-        <w:t>3.2 Arming</w:t>
+        <w:lastRenderedPageBreak/>
+        <w:t>Arming</w:t>
       </w:r>
-      <w:bookmarkEnd w:id="9"/>
+      <w:bookmarkEnd w:id="15"/>
+      <w:bookmarkEnd w:id="16"/>
     </w:p>
     <w:p>
       <w:r>
-        <w:t>Insulation testing requires an explicit Arm step before it can run. Arming on its own does not apply high voltage — running the test does. Before arming, confirm the harness is on the HV connector and that no one is in contact with it.</w:t>
+        <w:t>Insulation testing requires an explicit Arm step before it can run. Arming on its own does not apply high voltage; running the test does. Before arming, confirm the harness is on the HV connector and that no one is in contact with it.</w:t>
       </w:r>
     </w:p>
     <w:p>
       <w:pPr>
         <w:pStyle w:val="Heading2"/>
       </w:pPr>
-      <w:bookmarkStart w:id="10" w:name="_Toc238739852"/>
+      <w:bookmarkStart w:id="17" w:name="_Toc238739852"/>
+      <w:bookmarkStart w:id="18" w:name="_Toc240070419"/>
       <w:r>
-        <w:t>3.3 Abort</w:t>
+        <w:t>Abort</w:t>
       </w:r>
-      <w:bookmarkEnd w:id="10"/>
+      <w:bookmarkEnd w:id="17"/>
+      <w:bookmarkEnd w:id="18"/>
     </w:p>
     <w:p>
       <w:r>
@@ -2777,11 +2716,13 @@
       <w:pPr>
         <w:pStyle w:val="Heading2"/>
       </w:pPr>
-      <w:bookmarkStart w:id="11" w:name="_Toc238739853"/>
+      <w:bookmarkStart w:id="19" w:name="_Toc238739853"/>
+      <w:bookmarkStart w:id="20" w:name="_Toc240070420"/>
       <w:r>
-        <w:t>3.4 "Safe to Handle"</w:t>
+        <w:t>"Safe to Handle"</w:t>
       </w:r>
-      <w:bookmarkEnd w:id="11"/>
+      <w:bookmarkEnd w:id="19"/>
+      <w:bookmarkEnd w:id="20"/>
     </w:p>
     <w:p>
       <w:pPr>
@@ -2805,7 +2746,7 @@
         <w:rPr>
           <w:color w:val="5A1A14"/>
         </w:rPr>
-        <w:t>Wait for the system to show "Safe" before handling the harness — do not assume it is safe simply because a test has finished. If the connection to the instrument is lost, treat the system as unsafe until it reconnects and shows "Safe" again.</w:t>
+        <w:t>Wait for the system to show "Safe" before handling the harness. Do not assume it is safe simply because a test has finished. If the connection to the instrument is lost, treat the system as unsafe until it reconnects and shows "Safe" again.</w:t>
       </w:r>
     </w:p>
     <w:p/>
@@ -2813,21 +2754,25 @@
       <w:pPr>
         <w:pStyle w:val="Heading1"/>
       </w:pPr>
-      <w:bookmarkStart w:id="12" w:name="_Toc238739854"/>
+      <w:bookmarkStart w:id="21" w:name="_Toc238739854"/>
+      <w:bookmarkStart w:id="22" w:name="_Toc240070421"/>
       <w:r>
-        <w:t>4. Getting Started</w:t>
+        <w:t>Getting Started</w:t>
       </w:r>
-      <w:bookmarkEnd w:id="12"/>
+      <w:bookmarkEnd w:id="21"/>
+      <w:bookmarkEnd w:id="22"/>
     </w:p>
     <w:p>
       <w:pPr>
         <w:pStyle w:val="Heading2"/>
       </w:pPr>
-      <w:bookmarkStart w:id="13" w:name="_Toc238739855"/>
+      <w:bookmarkStart w:id="23" w:name="_Toc238739855"/>
+      <w:bookmarkStart w:id="24" w:name="_Toc240070422"/>
       <w:r>
-        <w:t>4.1 Launching the Application</w:t>
+        <w:t>Launching the Application</w:t>
       </w:r>
-      <w:bookmarkEnd w:id="13"/>
+      <w:bookmarkEnd w:id="23"/>
+      <w:bookmarkEnd w:id="24"/>
     </w:p>
     <w:p>
       <w:r>
@@ -2838,11 +2783,13 @@
       <w:pPr>
         <w:pStyle w:val="Heading2"/>
       </w:pPr>
-      <w:bookmarkStart w:id="14" w:name="_Toc238739856"/>
+      <w:bookmarkStart w:id="25" w:name="_Toc238739856"/>
+      <w:bookmarkStart w:id="26" w:name="_Toc240070423"/>
       <w:r>
-        <w:t>4.2 Connecting to the Instrument</w:t>
+        <w:t>Connecting to the Instrument</w:t>
       </w:r>
-      <w:bookmarkEnd w:id="14"/>
+      <w:bookmarkEnd w:id="25"/>
+      <w:bookmarkEnd w:id="26"/>
     </w:p>
     <w:p>
       <w:pPr>
@@ -2884,11 +2831,13 @@
       <w:pPr>
         <w:pStyle w:val="Heading2"/>
       </w:pPr>
-      <w:bookmarkStart w:id="15" w:name="_Toc238739857"/>
+      <w:bookmarkStart w:id="27" w:name="_Toc238739857"/>
+      <w:bookmarkStart w:id="28" w:name="_Toc240070424"/>
       <w:r>
-        <w:t>4.3 Screen Layout</w:t>
+        <w:t>Screen Layout</w:t>
       </w:r>
-      <w:bookmarkEnd w:id="15"/>
+      <w:bookmarkEnd w:id="27"/>
+      <w:bookmarkEnd w:id="28"/>
     </w:p>
     <w:tbl>
       <w:tblPr>
@@ -3055,6 +3004,7 @@
         <w:rPr>
           <w:noProof/>
         </w:rPr>
+        <w:lastRenderedPageBreak/>
         <w:drawing>
           <wp:inline distT="0" distB="0" distL="0" distR="0" wp14:anchorId="130AE766" wp14:editId="245BE25D">
             <wp:extent cx="5760720" cy="3658836"/>
@@ -3102,7 +3052,7 @@
           <w:color w:val="555555"/>
           <w:sz w:val="19"/>
         </w:rPr>
-        <w:t>Figure 1 — The Run screen, showing the navigation rail, status bar, and log bar.</w:t>
+        <w:t>Figure 1: The Run screen, showing the navigation rail, status bar, and log bar.</w:t>
       </w:r>
     </w:p>
     <w:p/>
@@ -3110,15 +3060,17 @@
       <w:pPr>
         <w:pStyle w:val="Heading1"/>
       </w:pPr>
-      <w:bookmarkStart w:id="16" w:name="_Toc238739858"/>
+      <w:bookmarkStart w:id="29" w:name="_Toc238739858"/>
+      <w:bookmarkStart w:id="30" w:name="_Toc240070425"/>
       <w:r>
-        <w:t>5. Loading a Netlist</w:t>
+        <w:t>Loading a Netlist</w:t>
       </w:r>
-      <w:bookmarkEnd w:id="16"/>
+      <w:bookmarkEnd w:id="29"/>
+      <w:bookmarkEnd w:id="30"/>
     </w:p>
     <w:p>
       <w:r>
-        <w:t>A netlist is the list of wire connections a harness is expected to have. It must be loaded each session — the instrument does not remember a netlist between power cycles.</w:t>
+        <w:t>A netlist is the list of wire connections a harness is expected to have. It must be loaded each session; the instrument does not remember a netlist between power cycles.</w:t>
       </w:r>
     </w:p>
     <w:p>
@@ -3170,6 +3122,7 @@
         <w:rPr>
           <w:noProof/>
         </w:rPr>
+        <w:lastRenderedPageBreak/>
         <w:drawing>
           <wp:inline distT="0" distB="0" distL="0" distR="0" wp14:anchorId="7407C700" wp14:editId="696A3432">
             <wp:extent cx="5760720" cy="3658836"/>
@@ -3217,7 +3170,7 @@
           <w:color w:val="555555"/>
           <w:sz w:val="19"/>
         </w:rPr>
-        <w:t>Figure 2 — The NETLIST screen, with both the MTX and HV netlists loaded.</w:t>
+        <w:t>Figure 2: The NETLIST screen, with both the MTX and HV netlists loaded.</w:t>
       </w:r>
     </w:p>
     <w:p/>
@@ -3225,21 +3178,25 @@
       <w:pPr>
         <w:pStyle w:val="Heading1"/>
       </w:pPr>
-      <w:bookmarkStart w:id="17" w:name="_Toc238739859"/>
+      <w:bookmarkStart w:id="31" w:name="_Toc238739859"/>
+      <w:bookmarkStart w:id="32" w:name="_Toc240070426"/>
       <w:r>
-        <w:t>6. Running a Test</w:t>
+        <w:t>Running a Test</w:t>
       </w:r>
-      <w:bookmarkEnd w:id="17"/>
+      <w:bookmarkEnd w:id="31"/>
+      <w:bookmarkEnd w:id="32"/>
     </w:p>
     <w:p>
       <w:pPr>
         <w:pStyle w:val="Heading2"/>
       </w:pPr>
-      <w:bookmarkStart w:id="18" w:name="_Toc238739860"/>
+      <w:bookmarkStart w:id="33" w:name="_Toc238739860"/>
+      <w:bookmarkStart w:id="34" w:name="_Toc240070427"/>
       <w:r>
-        <w:t>6.1 Stage 1 and 2: Continuity and Resistance</w:t>
+        <w:t>Stage 1 and 2: Continuity and Resistance</w:t>
       </w:r>
-      <w:bookmarkEnd w:id="18"/>
+      <w:bookmarkEnd w:id="33"/>
+      <w:bookmarkEnd w:id="34"/>
     </w:p>
     <w:p>
       <w:pPr>
@@ -3274,8 +3231,6 @@
       </w:r>
       <w:r>
         <w:tab/>
-      </w:r>
-      <w:r>
         <w:t>Choose Netlist mode (checks the harness against the loaded netlist) or Cross continuity (scans an unknown harness with no netlist assumed).</w:t>
       </w:r>
     </w:p>
@@ -3299,6 +3254,7 @@
         <w:rPr>
           <w:noProof/>
         </w:rPr>
+        <w:lastRenderedPageBreak/>
         <w:drawing>
           <wp:inline distT="0" distB="0" distL="0" distR="0" wp14:anchorId="2A616344" wp14:editId="752A0044">
             <wp:extent cx="5760720" cy="3658836"/>
@@ -3346,7 +3302,7 @@
           <w:color w:val="555555"/>
           <w:sz w:val="19"/>
         </w:rPr>
-        <w:t>Figure 3 — The CONTIN screen after a passing run: 12 of 12 nets verified.</w:t>
+        <w:t>Figure 3: The CONTIN screen after a passing run, 12 of 12 nets verified.</w:t>
       </w:r>
     </w:p>
     <w:p/>
@@ -3359,8 +3315,6 @@
       </w:r>
       <w:r>
         <w:tab/>
-      </w:r>
-      <w:r>
         <w:t>Go to the RESIST screen and press Run resistance. Each wire's result appears live, with a table ranking wires by how close they are to the limit.</w:t>
       </w:r>
     </w:p>
@@ -3372,6 +3326,7 @@
         <w:rPr>
           <w:noProof/>
         </w:rPr>
+        <w:lastRenderedPageBreak/>
         <w:drawing>
           <wp:inline distT="0" distB="0" distL="0" distR="0" wp14:anchorId="6759255D" wp14:editId="61FB59F1">
             <wp:extent cx="5760720" cy="3658836"/>
@@ -3419,7 +3374,7 @@
           <w:color w:val="555555"/>
           <w:sz w:val="19"/>
         </w:rPr>
-        <w:t>Figure 4 — The RESIST screen after a passing run, ranked by margin to the limit.</w:t>
+        <w:t>Figure 4: The RESIST screen after a passing run, ranked by margin to the limit.</w:t>
       </w:r>
     </w:p>
     <w:p/>
@@ -3427,11 +3382,13 @@
       <w:pPr>
         <w:pStyle w:val="Heading2"/>
       </w:pPr>
-      <w:bookmarkStart w:id="19" w:name="_Toc238739861"/>
+      <w:bookmarkStart w:id="35" w:name="_Toc238739861"/>
+      <w:bookmarkStart w:id="36" w:name="_Toc240070428"/>
       <w:r>
-        <w:t>6.2 Stage 3: Insulation</w:t>
+        <w:t>Stage 3: Insulation</w:t>
       </w:r>
-      <w:bookmarkEnd w:id="19"/>
+      <w:bookmarkEnd w:id="35"/>
+      <w:bookmarkEnd w:id="36"/>
     </w:p>
     <w:p>
       <w:pPr>
@@ -3472,6 +3429,7 @@
         <w:rPr>
           <w:noProof/>
         </w:rPr>
+        <w:lastRenderedPageBreak/>
         <w:drawing>
           <wp:inline distT="0" distB="0" distL="0" distR="0" wp14:anchorId="02B667BE" wp14:editId="2AB69ACC">
             <wp:extent cx="5760720" cy="3658836"/>
@@ -3519,7 +3477,7 @@
           <w:color w:val="555555"/>
           <w:sz w:val="19"/>
         </w:rPr>
-        <w:t>Figure 5 — The handover prompt shown once Stage 1 passes.</w:t>
+        <w:t>Figure 5: The handover prompt shown once Stage 1 passes.</w:t>
       </w:r>
     </w:p>
     <w:p/>
@@ -3544,9 +3502,7 @@
       </w:r>
       <w:r>
         <w:tab/>
-      </w:r>
-      <w:r>
-        <w:t>Confirm the move in the GUI ("Harness moved — unlock HV"). This unlocks the HV screen.</w:t>
+        <w:t>Confirm the move in the GUI ("Harness moved: unlock HV"). This unlocks the HV screen.</w:t>
       </w:r>
     </w:p>
     <w:p>
@@ -3581,6 +3537,7 @@
         <w:rPr>
           <w:noProof/>
         </w:rPr>
+        <w:lastRenderedPageBreak/>
         <w:drawing>
           <wp:inline distT="0" distB="0" distL="0" distR="0" wp14:anchorId="3A5D557C" wp14:editId="29A54A91">
             <wp:extent cx="5760720" cy="3658836"/>
@@ -3628,7 +3585,7 @@
           <w:color w:val="555555"/>
           <w:sz w:val="19"/>
         </w:rPr>
-        <w:t>Figure 6 — The pre-energize confirmation. Energize is disabled until the box is ticked.</w:t>
+        <w:t>Figure 6: The pre-energize confirmation. Energize is disabled until the box is ticked.</w:t>
       </w:r>
     </w:p>
     <w:p/>
@@ -3641,8 +3598,6 @@
       </w:r>
       <w:r>
         <w:tab/>
-      </w:r>
-      <w:r>
         <w:t>Press Energize 500 V. The system applies high voltage to each wire in turn and reports leakage results live.</w:t>
       </w:r>
     </w:p>
@@ -3654,6 +3609,7 @@
         <w:rPr>
           <w:noProof/>
         </w:rPr>
+        <w:lastRenderedPageBreak/>
         <w:drawing>
           <wp:inline distT="0" distB="0" distL="0" distR="0" wp14:anchorId="452A7252" wp14:editId="08707EDF">
             <wp:extent cx="5760720" cy="3658836"/>
@@ -3701,7 +3657,7 @@
           <w:color w:val="555555"/>
           <w:sz w:val="19"/>
         </w:rPr>
-        <w:t>Figure 7 — The HV screen after a passing run. The status bar shows "HV SAFE".</w:t>
+        <w:t>Figure 7: The HV screen after a passing run. The status bar shows "HV SAFE".</w:t>
       </w:r>
     </w:p>
     <w:p/>
@@ -3721,11 +3677,13 @@
       <w:pPr>
         <w:pStyle w:val="Heading2"/>
       </w:pPr>
-      <w:bookmarkStart w:id="20" w:name="_Toc238739862"/>
+      <w:bookmarkStart w:id="37" w:name="_Toc238739862"/>
+      <w:bookmarkStart w:id="38" w:name="_Toc240070429"/>
       <w:r>
-        <w:t>6.3 Reading Results</w:t>
+        <w:t>Reading Results</w:t>
       </w:r>
-      <w:bookmarkEnd w:id="20"/>
+      <w:bookmarkEnd w:id="37"/>
+      <w:bookmarkEnd w:id="38"/>
     </w:p>
     <w:p>
       <w:r>
@@ -3741,21 +3699,25 @@
       <w:pPr>
         <w:pStyle w:val="Heading1"/>
       </w:pPr>
-      <w:bookmarkStart w:id="21" w:name="_Toc238739863"/>
+      <w:bookmarkStart w:id="39" w:name="_Toc238739863"/>
+      <w:bookmarkStart w:id="40" w:name="_Toc240070430"/>
       <w:r>
-        <w:t>7. Viewing Results and History</w:t>
+        <w:t>Viewing Results and History</w:t>
       </w:r>
-      <w:bookmarkEnd w:id="21"/>
+      <w:bookmarkEnd w:id="39"/>
+      <w:bookmarkEnd w:id="40"/>
     </w:p>
     <w:p>
       <w:pPr>
         <w:pStyle w:val="Heading2"/>
       </w:pPr>
-      <w:bookmarkStart w:id="22" w:name="_Toc238739864"/>
+      <w:bookmarkStart w:id="41" w:name="_Toc238739864"/>
+      <w:bookmarkStart w:id="42" w:name="_Toc240070431"/>
       <w:r>
-        <w:t>7.1 Run History</w:t>
+        <w:t>Run History</w:t>
       </w:r>
-      <w:bookmarkEnd w:id="22"/>
+      <w:bookmarkEnd w:id="41"/>
+      <w:bookmarkEnd w:id="42"/>
     </w:p>
     <w:p>
       <w:r>
@@ -3770,6 +3732,7 @@
         <w:rPr>
           <w:noProof/>
         </w:rPr>
+        <w:lastRenderedPageBreak/>
         <w:drawing>
           <wp:inline distT="0" distB="0" distL="0" distR="0" wp14:anchorId="5EBFE4A3" wp14:editId="02B320D4">
             <wp:extent cx="5760720" cy="3658836"/>
@@ -3817,7 +3780,7 @@
           <w:color w:val="555555"/>
           <w:sz w:val="19"/>
         </w:rPr>
-        <w:t>Figure 8 — The RESULTS screen: pass-rate summary and run history.</w:t>
+        <w:t>Figure 8: The RESULTS screen, pass-rate summary and run history.</w:t>
       </w:r>
     </w:p>
     <w:p/>
@@ -3825,11 +3788,13 @@
       <w:pPr>
         <w:pStyle w:val="Heading2"/>
       </w:pPr>
-      <w:bookmarkStart w:id="23" w:name="_Toc238739865"/>
+      <w:bookmarkStart w:id="43" w:name="_Toc238739865"/>
+      <w:bookmarkStart w:id="44" w:name="_Toc240070432"/>
       <w:r>
-        <w:t>7.2 Exporting a Report</w:t>
+        <w:t>Exporting a Report</w:t>
       </w:r>
-      <w:bookmarkEnd w:id="23"/>
+      <w:bookmarkEnd w:id="43"/>
+      <w:bookmarkEnd w:id="44"/>
     </w:p>
     <w:p>
       <w:pPr>
@@ -3864,8 +3829,6 @@
       </w:r>
       <w:r>
         <w:tab/>
-      </w:r>
-      <w:r>
         <w:t>Choose Export CSV to save a report for that run.</w:t>
       </w:r>
     </w:p>
@@ -3873,21 +3836,25 @@
       <w:pPr>
         <w:pStyle w:val="Heading1"/>
       </w:pPr>
-      <w:bookmarkStart w:id="24" w:name="_Toc238739866"/>
+      <w:bookmarkStart w:id="45" w:name="_Toc238739866"/>
+      <w:bookmarkStart w:id="46" w:name="_Toc240070433"/>
       <w:r>
-        <w:t>8. Troubleshooting</w:t>
+        <w:t>Troubleshooting</w:t>
       </w:r>
-      <w:bookmarkEnd w:id="24"/>
+      <w:bookmarkEnd w:id="45"/>
+      <w:bookmarkEnd w:id="46"/>
     </w:p>
     <w:p>
       <w:pPr>
         <w:pStyle w:val="Heading2"/>
       </w:pPr>
-      <w:bookmarkStart w:id="25" w:name="_Toc238739867"/>
+      <w:bookmarkStart w:id="47" w:name="_Toc238739867"/>
+      <w:bookmarkStart w:id="48" w:name="_Toc240070434"/>
       <w:r>
-        <w:t>8.1 Common Messages</w:t>
+        <w:t>Common Messages</w:t>
       </w:r>
-      <w:bookmarkEnd w:id="25"/>
+      <w:bookmarkEnd w:id="47"/>
+      <w:bookmarkEnd w:id="48"/>
     </w:p>
     <w:tbl>
       <w:tblPr>
@@ -4192,7 +4159,14 @@
               <w:rPr>
                 <w:sz w:val="19"/>
               </w:rPr>
-              <w:t>The instrument failed to initialize one of its cards at power-on.</w:t>
+              <w:t xml:space="preserve">The instrument failed to initialize one </w:t>
+            </w:r>
+            <w:r>
+              <w:rPr>
+                <w:sz w:val="19"/>
+              </w:rPr>
+              <w:lastRenderedPageBreak/>
+              <w:t>of its cards at power-on.</w:t>
             </w:r>
           </w:p>
         </w:tc>
@@ -4208,7 +4182,15 @@
               <w:rPr>
                 <w:sz w:val="19"/>
               </w:rPr>
-              <w:t>Power-cycle the instrument and check the card connections. If it persists, contact support.</w:t>
+              <w:lastRenderedPageBreak/>
+              <w:t xml:space="preserve">Power-cycle the instrument and check </w:t>
+            </w:r>
+            <w:r>
+              <w:rPr>
+                <w:sz w:val="19"/>
+              </w:rPr>
+              <w:lastRenderedPageBreak/>
+              <w:t>the card connections. If it persists, contact support.</w:t>
             </w:r>
           </w:p>
         </w:tc>
@@ -4228,6 +4210,7 @@
               <w:rPr>
                 <w:sz w:val="19"/>
               </w:rPr>
+              <w:lastRenderedPageBreak/>
               <w:t>Command not understood</w:t>
             </w:r>
           </w:p>
@@ -4271,11 +4254,13 @@
       <w:pPr>
         <w:pStyle w:val="Heading2"/>
       </w:pPr>
-      <w:bookmarkStart w:id="26" w:name="_Toc238739868"/>
+      <w:bookmarkStart w:id="49" w:name="_Toc238739868"/>
+      <w:bookmarkStart w:id="50" w:name="_Toc240070435"/>
       <w:r>
-        <w:t>8.2 If the Connection Is Lost</w:t>
+        <w:t>If the Connection Is Lost</w:t>
       </w:r>
-      <w:bookmarkEnd w:id="26"/>
+      <w:bookmarkEnd w:id="49"/>
+      <w:bookmarkEnd w:id="50"/>
     </w:p>
     <w:p>
       <w:r>
@@ -4286,11 +4271,13 @@
       <w:pPr>
         <w:pStyle w:val="Heading1"/>
       </w:pPr>
-      <w:bookmarkStart w:id="27" w:name="_Toc238739869"/>
+      <w:bookmarkStart w:id="51" w:name="_Toc238739869"/>
+      <w:bookmarkStart w:id="52" w:name="_Toc240070436"/>
       <w:r>
-        <w:t>9. Glossary</w:t>
+        <w:t>Glossary</w:t>
       </w:r>
-      <w:bookmarkEnd w:id="27"/>
+      <w:bookmarkEnd w:id="51"/>
+      <w:bookmarkEnd w:id="52"/>
     </w:p>
     <w:tbl>
       <w:tblPr>
@@ -4524,7 +4511,7 @@
     <w:sectPr>
       <w:footerReference w:type="default" r:id="rId17"/>
       <w:pgSz w:w="12240" w:h="15840"/>
-      <w:pgMar w:top="1134" w:right="1247" w:bottom="1134" w:left="1247" w:header="720" w:footer="720" w:gutter="0"/>
+      <w:pgMar w:top="1440" w:right="1080" w:bottom="1440" w:left="1080" w:header="720" w:footer="720" w:gutter="0"/>
       <w:cols w:space="720"/>
       <w:docGrid w:linePitch="360"/>
     </w:sectPr>
@@ -4533,7 +4520,7 @@
 </file>
 
 <file path=word/endnotes.xml><?xml version="1.0" encoding="utf-8"?>
-<w:endnotes xmlns:wpc="http://schemas.microsoft.com/office/word/2010/wordprocessingCanvas" xmlns:cx="http://schemas.microsoft.com/office/drawing/2014/chartex" xmlns:cx1="http://schemas.microsoft.com/office/drawing/2015/9/8/chartex" xmlns:cx2="http://schemas.microsoft.com/office/drawing/2015/10/21/chartex" xmlns:cx3="http://schemas.microsoft.com/office/drawing/2016/5/9/chartex" xmlns:cx4="http://schemas.microsoft.com/office/drawing/2016/5/10/chartex" xmlns:cx5="http://schemas.microsoft.com/office/drawing/2016/5/11/chartex" xmlns:cx6="http://schemas.microsoft.com/office/drawing/2016/5/12/chartex" xmlns:cx7="http://schemas.microsoft.com/office/drawing/2016/5/13/chartex" xmlns:cx8="http://schemas.microsoft.com/office/drawing/2016/5/14/chartex" xmlns:mc="http://schemas.openxmlformats.org/markup-compatibility/2006" xmlns:aink="http://schemas.microsoft.com/office/drawing/2016/ink" xmlns:am3d="http://schemas.microsoft.com/office/drawing/2017/model3d" xmlns:o="urn:schemas-microsoft-com:office:office" xmlns:oel="http://schemas.microsoft.com/office/2019/extlst" xmlns:r="http://schemas.openxmlformats.org/officeDocument/2006/relationships" xmlns:m="http://schemas.openxmlformats.org/officeDocument/2006/math" xmlns:v="urn:schemas-microsoft-com:vml" xmlns:wp14="http://schemas.microsoft.com/office/word/2010/wordprocessingDrawing" xmlns:wp="http://schemas.openxmlformats.org/drawingml/2006/wordprocessingDrawing" xmlns:w10="urn:schemas-microsoft-com:office:word" xmlns:w="http://schemas.openxmlformats.org/wordprocessingml/2006/main" xmlns:w14="http://schemas.microsoft.com/office/word/2010/wordml" xmlns:w15="http://schemas.microsoft.com/office/word/2012/wordml" xmlns:w16cei="http://schemas.microsoft.com/office/word/2026/wordml/cei" xmlns:w16cex="http://schemas.microsoft.com/office/word/2018/wordml/cex" xmlns:w16cid="http://schemas.microsoft.com/office/word/2016/wordml/cid" xmlns:w16="http://schemas.microsoft.com/office/word/2018/wordml" xmlns:w16du="http://schemas.microsoft.com/office/word/2023/wordml/word16du" xmlns:w16sdtdh="http://schemas.microsoft.com/office/word/2020/wordml/sdtdatahash" xmlns:w16sdtfl="http://schemas.microsoft.com/office/word/2024/wordml/sdtformatlock" xmlns:w16se="http://schemas.microsoft.com/office/word/2015/wordml/symex" xmlns:wpg="http://schemas.microsoft.com/office/word/2010/wordprocessingGroup" xmlns:wpi="http://schemas.microsoft.com/office/word/2010/wordprocessingInk" xmlns:wne="http://schemas.microsoft.com/office/word/2006/wordml" xmlns:wps="http://schemas.microsoft.com/office/word/2010/wordprocessingShape" mc:Ignorable="w14 w15 w16se w16cid w16 w16cex w16sdtdh w16sdtfl w16du wp14">
+<w:endnotes xmlns:wpc="http://schemas.microsoft.com/office/word/2010/wordprocessingCanvas" xmlns:cx="http://schemas.microsoft.com/office/drawing/2014/chartex" xmlns:cx1="http://schemas.microsoft.com/office/drawing/2015/9/8/chartex" xmlns:cx2="http://schemas.microsoft.com/office/drawing/2015/10/21/chartex" xmlns:cx3="http://schemas.microsoft.com/office/drawing/2016/5/9/chartex" xmlns:cx4="http://schemas.microsoft.com/office/drawing/2016/5/10/chartex" xmlns:cx5="http://schemas.microsoft.com/office/drawing/2016/5/11/chartex" xmlns:cx6="http://schemas.microsoft.com/office/drawing/2016/5/12/chartex" xmlns:cx7="http://schemas.microsoft.com/office/drawing/2016/5/13/chartex" xmlns:cx8="http://schemas.microsoft.com/office/drawing/2016/5/14/chartex" xmlns:mc="http://schemas.openxmlformats.org/markup-compatibility/2006" xmlns:aink="http://schemas.microsoft.com/office/drawing/2016/ink" xmlns:am3d="http://schemas.microsoft.com/office/drawing/2017/model3d" xmlns:o="urn:schemas-microsoft-com:office:office" xmlns:oel="http://schemas.microsoft.com/office/2019/extlst" xmlns:r="http://schemas.openxmlformats.org/officeDocument/2006/relationships" xmlns:m="http://schemas.openxmlformats.org/officeDocument/2006/math" xmlns:v="urn:schemas-microsoft-com:vml" xmlns:wp14="http://schemas.microsoft.com/office/word/2010/wordprocessingDrawing" xmlns:wp="http://schemas.openxmlformats.org/drawingml/2006/wordprocessingDrawing" xmlns:w10="urn:schemas-microsoft-com:office:word" xmlns:w="http://schemas.openxmlformats.org/wordprocessingml/2006/main" xmlns:w14="http://schemas.microsoft.com/office/word/2010/wordml" xmlns:w15="http://schemas.microsoft.com/office/word/2012/wordml" xmlns:w16cex="http://schemas.microsoft.com/office/word/2018/wordml/cex" xmlns:w16cid="http://schemas.microsoft.com/office/word/2016/wordml/cid" xmlns:w16="http://schemas.microsoft.com/office/word/2018/wordml" xmlns:w16du="http://schemas.microsoft.com/office/word/2023/wordml/word16du" xmlns:w16sdtdh="http://schemas.microsoft.com/office/word/2020/wordml/sdtdatahash" xmlns:w16sdtfl="http://schemas.microsoft.com/office/word/2024/wordml/sdtformatlock" xmlns:w16se="http://schemas.microsoft.com/office/word/2015/wordml/symex" xmlns:wpg="http://schemas.microsoft.com/office/word/2010/wordprocessingGroup" xmlns:wpi="http://schemas.microsoft.com/office/word/2010/wordprocessingInk" xmlns:wne="http://schemas.microsoft.com/office/word/2006/wordml" xmlns:wps="http://schemas.microsoft.com/office/word/2010/wordprocessingShape" mc:Ignorable="w14 w15 w16se w16cid w16 w16cex w16sdtdh w16sdtfl w16du wp14">
   <w:endnote w:type="separator" w:id="-1">
     <w:p>
       <w:pPr>
@@ -4558,28 +4545,72 @@
 </file>
 
 <file path=word/footer1.xml><?xml version="1.0" encoding="utf-8"?>
-<w:ftr xmlns:wpc="http://schemas.microsoft.com/office/word/2010/wordprocessingCanvas" xmlns:cx="http://schemas.microsoft.com/office/drawing/2014/chartex" xmlns:cx1="http://schemas.microsoft.com/office/drawing/2015/9/8/chartex" xmlns:cx2="http://schemas.microsoft.com/office/drawing/2015/10/21/chartex" xmlns:cx3="http://schemas.microsoft.com/office/drawing/2016/5/9/chartex" xmlns:cx4="http://schemas.microsoft.com/office/drawing/2016/5/10/chartex" xmlns:cx5="http://schemas.microsoft.com/office/drawing/2016/5/11/chartex" xmlns:cx6="http://schemas.microsoft.com/office/drawing/2016/5/12/chartex" xmlns:cx7="http://schemas.microsoft.com/office/drawing/2016/5/13/chartex" xmlns:cx8="http://schemas.microsoft.com/office/drawing/2016/5/14/chartex" xmlns:mc="http://schemas.openxmlformats.org/markup-compatibility/2006" xmlns:aink="http://schemas.microsoft.com/office/drawing/2016/ink" xmlns:am3d="http://schemas.microsoft.com/office/drawing/2017/model3d" xmlns:o="urn:schemas-microsoft-com:office:office" xmlns:oel="http://schemas.microsoft.com/office/2019/extlst" xmlns:r="http://schemas.openxmlformats.org/officeDocument/2006/relationships" xmlns:m="http://schemas.openxmlformats.org/officeDocument/2006/math" xmlns:v="urn:schemas-microsoft-com:vml" xmlns:wp14="http://schemas.microsoft.com/office/word/2010/wordprocessingDrawing" xmlns:wp="http://schemas.openxmlformats.org/drawingml/2006/wordprocessingDrawing" xmlns:w10="urn:schemas-microsoft-com:office:word" xmlns:w="http://schemas.openxmlformats.org/wordprocessingml/2006/main" xmlns:w14="http://schemas.microsoft.com/office/word/2010/wordml" xmlns:w15="http://schemas.microsoft.com/office/word/2012/wordml" xmlns:w16cei="http://schemas.microsoft.com/office/word/2026/wordml/cei" xmlns:w16cex="http://schemas.microsoft.com/office/word/2018/wordml/cex" xmlns:w16cid="http://schemas.microsoft.com/office/word/2016/wordml/cid" xmlns:w16="http://schemas.microsoft.com/office/word/2018/wordml" xmlns:w16du="http://schemas.microsoft.com/office/word/2023/wordml/word16du" xmlns:w16sdtdh="http://schemas.microsoft.com/office/word/2020/wordml/sdtdatahash" xmlns:w16sdtfl="http://schemas.microsoft.com/office/word/2024/wordml/sdtformatlock" xmlns:w16se="http://schemas.microsoft.com/office/word/2015/wordml/symex" xmlns:wpg="http://schemas.microsoft.com/office/word/2010/wordprocessingGroup" xmlns:wpi="http://schemas.microsoft.com/office/word/2010/wordprocessingInk" xmlns:wne="http://schemas.microsoft.com/office/word/2006/wordml" xmlns:wps="http://schemas.microsoft.com/office/word/2010/wordprocessingShape" mc:Ignorable="w14 w15 w16se w16cid w16 w16cex w16sdtdh w16sdtfl w16du wp14">
+<w:ftr xmlns:wpc="http://schemas.microsoft.com/office/word/2010/wordprocessingCanvas" xmlns:cx="http://schemas.microsoft.com/office/drawing/2014/chartex" xmlns:cx1="http://schemas.microsoft.com/office/drawing/2015/9/8/chartex" xmlns:cx2="http://schemas.microsoft.com/office/drawing/2015/10/21/chartex" xmlns:cx3="http://schemas.microsoft.com/office/drawing/2016/5/9/chartex" xmlns:cx4="http://schemas.microsoft.com/office/drawing/2016/5/10/chartex" xmlns:cx5="http://schemas.microsoft.com/office/drawing/2016/5/11/chartex" xmlns:cx6="http://schemas.microsoft.com/office/drawing/2016/5/12/chartex" xmlns:cx7="http://schemas.microsoft.com/office/drawing/2016/5/13/chartex" xmlns:cx8="http://schemas.microsoft.com/office/drawing/2016/5/14/chartex" xmlns:mc="http://schemas.openxmlformats.org/markup-compatibility/2006" xmlns:aink="http://schemas.microsoft.com/office/drawing/2016/ink" xmlns:am3d="http://schemas.microsoft.com/office/drawing/2017/model3d" xmlns:o="urn:schemas-microsoft-com:office:office" xmlns:oel="http://schemas.microsoft.com/office/2019/extlst" xmlns:r="http://schemas.openxmlformats.org/officeDocument/2006/relationships" xmlns:m="http://schemas.openxmlformats.org/officeDocument/2006/math" xmlns:v="urn:schemas-microsoft-com:vml" xmlns:wp14="http://schemas.microsoft.com/office/word/2010/wordprocessingDrawing" xmlns:wp="http://schemas.openxmlformats.org/drawingml/2006/wordprocessingDrawing" xmlns:w10="urn:schemas-microsoft-com:office:word" xmlns:w="http://schemas.openxmlformats.org/wordprocessingml/2006/main" xmlns:w14="http://schemas.microsoft.com/office/word/2010/wordml" xmlns:w15="http://schemas.microsoft.com/office/word/2012/wordml" xmlns:w16cex="http://schemas.microsoft.com/office/word/2018/wordml/cex" xmlns:w16cid="http://schemas.microsoft.com/office/word/2016/wordml/cid" xmlns:w16="http://schemas.microsoft.com/office/word/2018/wordml" xmlns:w16du="http://schemas.microsoft.com/office/word/2023/wordml/word16du" xmlns:w16sdtdh="http://schemas.microsoft.com/office/word/2020/wordml/sdtdatahash" xmlns:w16sdtfl="http://schemas.microsoft.com/office/word/2024/wordml/sdtformatlock" xmlns:w16se="http://schemas.microsoft.com/office/word/2015/wordml/symex" xmlns:wpg="http://schemas.microsoft.com/office/word/2010/wordprocessingGroup" xmlns:wpi="http://schemas.microsoft.com/office/word/2010/wordprocessingInk" xmlns:wne="http://schemas.microsoft.com/office/word/2006/wordml" xmlns:wps="http://schemas.microsoft.com/office/word/2010/wordprocessingShape" mc:Ignorable="w14 w15 w16se w16cid w16 w16cex w16sdtdh w16sdtfl w16du wp14">
   <w:p>
     <w:pPr>
       <w:pStyle w:val="Footer"/>
+      <w:tabs>
+        <w:tab w:val="center" w:pos="5040"/>
+        <w:tab w:val="right" w:pos="10080"/>
+      </w:tabs>
       <w:jc w:val="center"/>
     </w:pPr>
     <w:r>
       <w:rPr>
-        <w:sz w:val="16"/>
-      </w:rPr>
-      <w:t xml:space="preserve">Azista BST Aerospace Private Limited — Confidential — Prepared for Infinity Integration Pvt. Ltd.    |    Page </w:t>
+        <w:color w:val="4F81BD"/>
+        <w:sz w:val="20"/>
+      </w:rPr>
+      <w:t>DOC ID: HT_MK1_UM</w:t>
     </w:r>
     <w:r>
+      <w:rPr>
+        <w:color w:val="4F81BD"/>
+        <w:sz w:val="20"/>
+      </w:rPr>
+      <w:tab/>
+    </w:r>
+    <w:r>
+      <w:rPr>
+        <w:b/>
+        <w:color w:val="4F81BD"/>
+        <w:sz w:val="20"/>
+        <w:u w:val="single"/>
+      </w:rPr>
+      <w:t>CONFIDENTIAL</w:t>
+    </w:r>
+    <w:r>
+      <w:rPr>
+        <w:color w:val="4F81BD"/>
+        <w:sz w:val="20"/>
+      </w:rPr>
+      <w:tab/>
+      <w:t xml:space="preserve">Page </w:t>
+    </w:r>
+    <w:r>
+      <w:rPr>
+        <w:b/>
+        <w:color w:val="4F81BD"/>
+        <w:sz w:val="20"/>
+      </w:rPr>
       <w:fldChar w:fldCharType="begin"/>
     </w:r>
     <w:r>
-      <w:instrText>PAGE</w:instrText>
+      <w:rPr>
+        <w:b/>
+        <w:color w:val="4F81BD"/>
+        <w:sz w:val="20"/>
+      </w:rPr>
+      <w:instrText xml:space="preserve"> PAGE </w:instrText>
     </w:r>
     <w:r>
       <w:fldChar w:fldCharType="separate"/>
     </w:r>
     <w:r>
+      <w:rPr>
+        <w:b/>
+        <w:color w:val="4F81BD"/>
+        <w:sz w:val="20"/>
+      </w:rPr>
       <w:t>1</w:t>
     </w:r>
     <w:r>
@@ -4587,20 +4618,36 @@
     </w:r>
     <w:r>
       <w:rPr>
-        <w:sz w:val="16"/>
+        <w:color w:val="4F81BD"/>
+        <w:sz w:val="20"/>
       </w:rPr>
       <w:t xml:space="preserve"> of </w:t>
     </w:r>
     <w:r>
+      <w:rPr>
+        <w:b/>
+        <w:color w:val="4F81BD"/>
+        <w:sz w:val="20"/>
+      </w:rPr>
       <w:fldChar w:fldCharType="begin"/>
     </w:r>
     <w:r>
-      <w:instrText>NUMPAGES</w:instrText>
+      <w:rPr>
+        <w:b/>
+        <w:color w:val="4F81BD"/>
+        <w:sz w:val="20"/>
+      </w:rPr>
+      <w:instrText xml:space="preserve"> NUMPAGES </w:instrText>
     </w:r>
     <w:r>
       <w:fldChar w:fldCharType="separate"/>
     </w:r>
     <w:r>
+      <w:rPr>
+        <w:b/>
+        <w:color w:val="4F81BD"/>
+        <w:sz w:val="20"/>
+      </w:rPr>
       <w:t>1</w:t>
     </w:r>
     <w:r>
@@ -4611,7 +4658,7 @@
 </file>
 
 <file path=word/footnotes.xml><?xml version="1.0" encoding="utf-8"?>
-<w:footnotes xmlns:wpc="http://schemas.microsoft.com/office/word/2010/wordprocessingCanvas" xmlns:cx="http://schemas.microsoft.com/office/drawing/2014/chartex" xmlns:cx1="http://schemas.microsoft.com/office/drawing/2015/9/8/chartex" xmlns:cx2="http://schemas.microsoft.com/office/drawing/2015/10/21/chartex" xmlns:cx3="http://schemas.microsoft.com/office/drawing/2016/5/9/chartex" xmlns:cx4="http://schemas.microsoft.com/office/drawing/2016/5/10/chartex" xmlns:cx5="http://schemas.microsoft.com/office/drawing/2016/5/11/chartex" xmlns:cx6="http://schemas.microsoft.com/office/drawing/2016/5/12/chartex" xmlns:cx7="http://schemas.microsoft.com/office/drawing/2016/5/13/chartex" xmlns:cx8="http://schemas.microsoft.com/office/drawing/2016/5/14/chartex" xmlns:mc="http://schemas.openxmlformats.org/markup-compatibility/2006" xmlns:aink="http://schemas.microsoft.com/office/drawing/2016/ink" xmlns:am3d="http://schemas.microsoft.com/office/drawing/2017/model3d" xmlns:o="urn:schemas-microsoft-com:office:office" xmlns:oel="http://schemas.microsoft.com/office/2019/extlst" xmlns:r="http://schemas.openxmlformats.org/officeDocument/2006/relationships" xmlns:m="http://schemas.openxmlformats.org/officeDocument/2006/math" xmlns:v="urn:schemas-microsoft-com:vml" xmlns:wp14="http://schemas.microsoft.com/office/word/2010/wordprocessingDrawing" xmlns:wp="http://schemas.openxmlformats.org/drawingml/2006/wordprocessingDrawing" xmlns:w10="urn:schemas-microsoft-com:office:word" xmlns:w="http://schemas.openxmlformats.org/wordprocessingml/2006/main" xmlns:w14="http://schemas.microsoft.com/office/word/2010/wordml" xmlns:w15="http://schemas.microsoft.com/office/word/2012/wordml" xmlns:w16cei="http://schemas.microsoft.com/office/word/2026/wordml/cei" xmlns:w16cex="http://schemas.microsoft.com/office/word/2018/wordml/cex" xmlns:w16cid="http://schemas.microsoft.com/office/word/2016/wordml/cid" xmlns:w16="http://schemas.microsoft.com/office/word/2018/wordml" xmlns:w16du="http://schemas.microsoft.com/office/word/2023/wordml/word16du" xmlns:w16sdtdh="http://schemas.microsoft.com/office/word/2020/wordml/sdtdatahash" xmlns:w16sdtfl="http://schemas.microsoft.com/office/word/2024/wordml/sdtformatlock" xmlns:w16se="http://schemas.microsoft.com/office/word/2015/wordml/symex" xmlns:wpg="http://schemas.microsoft.com/office/word/2010/wordprocessingGroup" xmlns:wpi="http://schemas.microsoft.com/office/word/2010/wordprocessingInk" xmlns:wne="http://schemas.microsoft.com/office/word/2006/wordml" xmlns:wps="http://schemas.microsoft.com/office/word/2010/wordprocessingShape" mc:Ignorable="w14 w15 w16se w16cid w16 w16cex w16sdtdh w16sdtfl w16du wp14">
+<w:footnotes xmlns:wpc="http://schemas.microsoft.com/office/word/2010/wordprocessingCanvas" xmlns:cx="http://schemas.microsoft.com/office/drawing/2014/chartex" xmlns:cx1="http://schemas.microsoft.com/office/drawing/2015/9/8/chartex" xmlns:cx2="http://schemas.microsoft.com/office/drawing/2015/10/21/chartex" xmlns:cx3="http://schemas.microsoft.com/office/drawing/2016/5/9/chartex" xmlns:cx4="http://schemas.microsoft.com/office/drawing/2016/5/10/chartex" xmlns:cx5="http://schemas.microsoft.com/office/drawing/2016/5/11/chartex" xmlns:cx6="http://schemas.microsoft.com/office/drawing/2016/5/12/chartex" xmlns:cx7="http://schemas.microsoft.com/office/drawing/2016/5/13/chartex" xmlns:cx8="http://schemas.microsoft.com/office/drawing/2016/5/14/chartex" xmlns:mc="http://schemas.openxmlformats.org/markup-compatibility/2006" xmlns:aink="http://schemas.microsoft.com/office/drawing/2016/ink" xmlns:am3d="http://schemas.microsoft.com/office/drawing/2017/model3d" xmlns:o="urn:schemas-microsoft-com:office:office" xmlns:oel="http://schemas.microsoft.com/office/2019/extlst" xmlns:r="http://schemas.openxmlformats.org/officeDocument/2006/relationships" xmlns:m="http://schemas.openxmlformats.org/officeDocument/2006/math" xmlns:v="urn:schemas-microsoft-com:vml" xmlns:wp14="http://schemas.microsoft.com/office/word/2010/wordprocessingDrawing" xmlns:wp="http://schemas.openxmlformats.org/drawingml/2006/wordprocessingDrawing" xmlns:w10="urn:schemas-microsoft-com:office:word" xmlns:w="http://schemas.openxmlformats.org/wordprocessingml/2006/main" xmlns:w14="http://schemas.microsoft.com/office/word/2010/wordml" xmlns:w15="http://schemas.microsoft.com/office/word/2012/wordml" xmlns:w16cex="http://schemas.microsoft.com/office/word/2018/wordml/cex" xmlns:w16cid="http://schemas.microsoft.com/office/word/2016/wordml/cid" xmlns:w16="http://schemas.microsoft.com/office/word/2018/wordml" xmlns:w16du="http://schemas.microsoft.com/office/word/2023/wordml/word16du" xmlns:w16sdtdh="http://schemas.microsoft.com/office/word/2020/wordml/sdtdatahash" xmlns:w16sdtfl="http://schemas.microsoft.com/office/word/2024/wordml/sdtformatlock" xmlns:w16se="http://schemas.microsoft.com/office/word/2015/wordml/symex" xmlns:wpg="http://schemas.microsoft.com/office/word/2010/wordprocessingGroup" xmlns:wpi="http://schemas.microsoft.com/office/word/2010/wordprocessingInk" xmlns:wne="http://schemas.microsoft.com/office/word/2006/wordml" xmlns:wps="http://schemas.microsoft.com/office/word/2010/wordprocessingShape" mc:Ignorable="w14 w15 w16se w16cid w16 w16cex w16sdtdh w16sdtfl w16du wp14">
   <w:footnote w:type="separator" w:id="-1">
     <w:p>
       <w:pPr>
@@ -4636,7 +4683,7 @@
 </file>
 
 <file path=word/numbering.xml><?xml version="1.0" encoding="utf-8"?>
-<w:numbering xmlns:wpc="http://schemas.microsoft.com/office/word/2010/wordprocessingCanvas" xmlns:cx="http://schemas.microsoft.com/office/drawing/2014/chartex" xmlns:cx1="http://schemas.microsoft.com/office/drawing/2015/9/8/chartex" xmlns:cx2="http://schemas.microsoft.com/office/drawing/2015/10/21/chartex" xmlns:cx3="http://schemas.microsoft.com/office/drawing/2016/5/9/chartex" xmlns:cx4="http://schemas.microsoft.com/office/drawing/2016/5/10/chartex" xmlns:cx5="http://schemas.microsoft.com/office/drawing/2016/5/11/chartex" xmlns:cx6="http://schemas.microsoft.com/office/drawing/2016/5/12/chartex" xmlns:cx7="http://schemas.microsoft.com/office/drawing/2016/5/13/chartex" xmlns:cx8="http://schemas.microsoft.com/office/drawing/2016/5/14/chartex" xmlns:mc="http://schemas.openxmlformats.org/markup-compatibility/2006" xmlns:aink="http://schemas.microsoft.com/office/drawing/2016/ink" xmlns:am3d="http://schemas.microsoft.com/office/drawing/2017/model3d" xmlns:o="urn:schemas-microsoft-com:office:office" xmlns:oel="http://schemas.microsoft.com/office/2019/extlst" xmlns:r="http://schemas.openxmlformats.org/officeDocument/2006/relationships" xmlns:m="http://schemas.openxmlformats.org/officeDocument/2006/math" xmlns:v="urn:schemas-microsoft-com:vml" xmlns:wp14="http://schemas.microsoft.com/office/word/2010/wordprocessingDrawing" xmlns:wp="http://schemas.openxmlformats.org/drawingml/2006/wordprocessingDrawing" xmlns:w10="urn:schemas-microsoft-com:office:word" xmlns:w="http://schemas.openxmlformats.org/wordprocessingml/2006/main" xmlns:w14="http://schemas.microsoft.com/office/word/2010/wordml" xmlns:w15="http://schemas.microsoft.com/office/word/2012/wordml" xmlns:w16cei="http://schemas.microsoft.com/office/word/2026/wordml/cei" xmlns:w16cex="http://schemas.microsoft.com/office/word/2018/wordml/cex" xmlns:w16cid="http://schemas.microsoft.com/office/word/2016/wordml/cid" xmlns:w16="http://schemas.microsoft.com/office/word/2018/wordml" xmlns:w16du="http://schemas.microsoft.com/office/word/2023/wordml/word16du" xmlns:w16sdtdh="http://schemas.microsoft.com/office/word/2020/wordml/sdtdatahash" xmlns:w16sdtfl="http://schemas.microsoft.com/office/word/2024/wordml/sdtformatlock" xmlns:w16se="http://schemas.microsoft.com/office/word/2015/wordml/symex" xmlns:wpg="http://schemas.microsoft.com/office/word/2010/wordprocessingGroup" xmlns:wpi="http://schemas.microsoft.com/office/word/2010/wordprocessingInk" xmlns:wne="http://schemas.microsoft.com/office/word/2006/wordml" xmlns:wps="http://schemas.microsoft.com/office/word/2010/wordprocessingShape" mc:Ignorable="w14 w15 w16se w16cid w16 w16cex w16sdtdh w16sdtfl w16du wp14">
+<w:numbering xmlns:wpc="http://schemas.microsoft.com/office/word/2010/wordprocessingCanvas" xmlns:cx="http://schemas.microsoft.com/office/drawing/2014/chartex" xmlns:cx1="http://schemas.microsoft.com/office/drawing/2015/9/8/chartex" xmlns:cx2="http://schemas.microsoft.com/office/drawing/2015/10/21/chartex" xmlns:cx3="http://schemas.microsoft.com/office/drawing/2016/5/9/chartex" xmlns:cx4="http://schemas.microsoft.com/office/drawing/2016/5/10/chartex" xmlns:cx5="http://schemas.microsoft.com/office/drawing/2016/5/11/chartex" xmlns:cx6="http://schemas.microsoft.com/office/drawing/2016/5/12/chartex" xmlns:cx7="http://schemas.microsoft.com/office/drawing/2016/5/13/chartex" xmlns:cx8="http://schemas.microsoft.com/office/drawing/2016/5/14/chartex" xmlns:mc="http://schemas.openxmlformats.org/markup-compatibility/2006" xmlns:aink="http://schemas.microsoft.com/office/drawing/2016/ink" xmlns:am3d="http://schemas.microsoft.com/office/drawing/2017/model3d" xmlns:o="urn:schemas-microsoft-com:office:office" xmlns:oel="http://schemas.microsoft.com/office/2019/extlst" xmlns:r="http://schemas.openxmlformats.org/officeDocument/2006/relationships" xmlns:m="http://schemas.openxmlformats.org/officeDocument/2006/math" xmlns:v="urn:schemas-microsoft-com:vml" xmlns:wp14="http://schemas.microsoft.com/office/word/2010/wordprocessingDrawing" xmlns:wp="http://schemas.openxmlformats.org/drawingml/2006/wordprocessingDrawing" xmlns:w10="urn:schemas-microsoft-com:office:word" xmlns:w="http://schemas.openxmlformats.org/wordprocessingml/2006/main" xmlns:w14="http://schemas.microsoft.com/office/word/2010/wordml" xmlns:w15="http://schemas.microsoft.com/office/word/2012/wordml" xmlns:w16cex="http://schemas.microsoft.com/office/word/2018/wordml/cex" xmlns:w16cid="http://schemas.microsoft.com/office/word/2016/wordml/cid" xmlns:w16="http://schemas.microsoft.com/office/word/2018/wordml" xmlns:w16du="http://schemas.microsoft.com/office/word/2023/wordml/word16du" xmlns:w16sdtdh="http://schemas.microsoft.com/office/word/2020/wordml/sdtdatahash" xmlns:w16sdtfl="http://schemas.microsoft.com/office/word/2024/wordml/sdtformatlock" xmlns:w16se="http://schemas.microsoft.com/office/word/2015/wordml/symex" xmlns:wpg="http://schemas.microsoft.com/office/word/2010/wordprocessingGroup" xmlns:wpi="http://schemas.microsoft.com/office/word/2010/wordprocessingInk" xmlns:wne="http://schemas.microsoft.com/office/word/2006/wordml" xmlns:wps="http://schemas.microsoft.com/office/word/2010/wordprocessingShape" mc:Ignorable="w14 w15 w16se w16cid w16 w16cex w16sdtdh w16sdtfl w16du wp14">
   <w:abstractNum w:abstractNumId="0" w15:restartNumberingAfterBreak="0">
     <w:nsid w:val="FFFFFF7C"/>
     <w:multiLevelType w:val="singleLevel"/>
@@ -4806,6 +4853,104 @@
       <w:rPr>
         <w:rFonts w:ascii="Symbol" w:hAnsi="Symbol" w:hint="default"/>
       </w:rPr>
+    </w:lvl>
+  </w:abstractNum>
+  <w:abstractNum w:abstractNumId="9" w15:restartNumberingAfterBreak="0">
+    <w:nsid w:val="2C8930F1"/>
+    <w:multiLevelType w:val="multilevel"/>
+    <w:tmpl w:val="83222676"/>
+    <w:lvl w:ilvl="0">
+      <w:start w:val="1"/>
+      <w:numFmt w:val="decimal"/>
+      <w:pStyle w:val="Heading1"/>
+      <w:suff w:val="space"/>
+      <w:lvlText w:val="%1"/>
+      <w:lvlJc w:val="left"/>
+      <w:pPr>
+        <w:ind w:left="0" w:firstLine="0"/>
+      </w:pPr>
+    </w:lvl>
+    <w:lvl w:ilvl="1">
+      <w:start w:val="1"/>
+      <w:numFmt w:val="decimal"/>
+      <w:pStyle w:val="Heading2"/>
+      <w:suff w:val="space"/>
+      <w:lvlText w:val="%1.%2"/>
+      <w:lvlJc w:val="left"/>
+      <w:pPr>
+        <w:ind w:left="0" w:firstLine="0"/>
+      </w:pPr>
+    </w:lvl>
+    <w:lvl w:ilvl="2">
+      <w:start w:val="1"/>
+      <w:numFmt w:val="decimal"/>
+      <w:pStyle w:val="Heading3"/>
+      <w:suff w:val="space"/>
+      <w:lvlText w:val="%1.%2.%3"/>
+      <w:lvlJc w:val="left"/>
+      <w:pPr>
+        <w:ind w:left="0" w:firstLine="0"/>
+      </w:pPr>
+    </w:lvl>
+    <w:lvl w:ilvl="3">
+      <w:start w:val="1"/>
+      <w:numFmt w:val="decimal"/>
+      <w:suff w:val="space"/>
+      <w:lvlText w:val="%1.%2.%3.%4"/>
+      <w:lvlJc w:val="left"/>
+      <w:pPr>
+        <w:ind w:left="0" w:firstLine="0"/>
+      </w:pPr>
+    </w:lvl>
+    <w:lvl w:ilvl="4">
+      <w:start w:val="1"/>
+      <w:numFmt w:val="decimal"/>
+      <w:suff w:val="space"/>
+      <w:lvlText w:val="%1.%2.%3.%4.%5"/>
+      <w:lvlJc w:val="left"/>
+      <w:pPr>
+        <w:ind w:left="0" w:firstLine="0"/>
+      </w:pPr>
+    </w:lvl>
+    <w:lvl w:ilvl="5">
+      <w:start w:val="1"/>
+      <w:numFmt w:val="decimal"/>
+      <w:suff w:val="space"/>
+      <w:lvlText w:val="%1.%2.%3.%4.%5.%6"/>
+      <w:lvlJc w:val="left"/>
+      <w:pPr>
+        <w:ind w:left="0" w:firstLine="0"/>
+      </w:pPr>
+    </w:lvl>
+    <w:lvl w:ilvl="6">
+      <w:start w:val="1"/>
+      <w:numFmt w:val="decimal"/>
+      <w:suff w:val="space"/>
+      <w:lvlText w:val="%1.%2.%3.%4.%5.%6.%7"/>
+      <w:lvlJc w:val="left"/>
+      <w:pPr>
+        <w:ind w:left="0" w:firstLine="0"/>
+      </w:pPr>
+    </w:lvl>
+    <w:lvl w:ilvl="7">
+      <w:start w:val="1"/>
+      <w:numFmt w:val="decimal"/>
+      <w:suff w:val="space"/>
+      <w:lvlText w:val="%1.%2.%3.%4.%5.%6.%7.%8"/>
+      <w:lvlJc w:val="left"/>
+      <w:pPr>
+        <w:ind w:left="0" w:firstLine="0"/>
+      </w:pPr>
+    </w:lvl>
+    <w:lvl w:ilvl="8">
+      <w:start w:val="1"/>
+      <w:numFmt w:val="decimal"/>
+      <w:suff w:val="space"/>
+      <w:lvlText w:val="%1.%2.%3.%4.%5.%6.%7.%8.%9"/>
+      <w:lvlJc w:val="left"/>
+      <w:pPr>
+        <w:ind w:left="0" w:firstLine="0"/>
+      </w:pPr>
     </w:lvl>
   </w:abstractNum>
   <w:num w:numId="1" w16cid:durableId="1893609954">
@@ -4834,6 +4979,9 @@
   </w:num>
   <w:num w:numId="9" w16cid:durableId="577255138">
     <w:abstractNumId w:val="0"/>
+  </w:num>
+  <w:num w:numId="10" w16cid:durableId="994648444">
+    <w:abstractNumId w:val="9"/>
   </w:num>
 </w:numbering>
 </file>
@@ -5243,6 +5391,9 @@
     <w:pPr>
       <w:keepNext/>
       <w:keepLines/>
+      <w:numPr>
+        <w:numId w:val="10"/>
+      </w:numPr>
       <w:spacing w:before="480" w:after="0"/>
       <w:outlineLvl w:val="0"/>
     </w:pPr>
@@ -5250,8 +5401,8 @@
       <w:rFonts w:asciiTheme="majorHAnsi" w:eastAsiaTheme="majorEastAsia" w:hAnsiTheme="majorHAnsi" w:cstheme="majorBidi"/>
       <w:b/>
       <w:bCs/>
-      <w:color w:val="1F3864"/>
-      <w:sz w:val="28"/>
+      <w:color w:val="1F4E79"/>
+      <w:sz w:val="36"/>
       <w:szCs w:val="28"/>
     </w:rPr>
   </w:style>
@@ -5267,6 +5418,10 @@
     <w:pPr>
       <w:keepNext/>
       <w:keepLines/>
+      <w:numPr>
+        <w:ilvl w:val="1"/>
+        <w:numId w:val="10"/>
+      </w:numPr>
       <w:spacing w:before="200" w:after="0"/>
       <w:outlineLvl w:val="1"/>
     </w:pPr>
@@ -5274,8 +5429,8 @@
       <w:rFonts w:asciiTheme="majorHAnsi" w:eastAsiaTheme="majorEastAsia" w:hAnsiTheme="majorHAnsi" w:cstheme="majorBidi"/>
       <w:b/>
       <w:bCs/>
-      <w:color w:val="1F3864"/>
-      <w:sz w:val="26"/>
+      <w:color w:val="1F4E79"/>
+      <w:sz w:val="28"/>
       <w:szCs w:val="26"/>
     </w:rPr>
   </w:style>
@@ -5291,6 +5446,10 @@
     <w:pPr>
       <w:keepNext/>
       <w:keepLines/>
+      <w:numPr>
+        <w:ilvl w:val="2"/>
+        <w:numId w:val="10"/>
+      </w:numPr>
       <w:spacing w:before="200" w:after="0"/>
       <w:outlineLvl w:val="2"/>
     </w:pPr>
@@ -5298,7 +5457,8 @@
       <w:rFonts w:asciiTheme="majorHAnsi" w:eastAsiaTheme="majorEastAsia" w:hAnsiTheme="majorHAnsi" w:cstheme="majorBidi"/>
       <w:b/>
       <w:bCs/>
-      <w:color w:val="1F3864"/>
+      <w:color w:val="1F4E79"/>
+      <w:sz w:val="24"/>
     </w:rPr>
   </w:style>
   <w:style w:type="paragraph" w:styleId="Heading4">
